--- a/prosedurler/EMS.KS.TL.22.03. Print and Embroidery Quality Check Instruction.docx
+++ b/prosedurler/EMS.KS.TL.22.03. Print and Embroidery Quality Check Instruction.docx
@@ -1920,69 +1920,6 @@
                 <w:color w:val="000000"/>
                 <w:lang w:val="en-GB" w:eastAsia="en-GB"/>
               </w:rPr>
-              <w:drawing>
-                <wp:anchor distT="0" distB="0" distL="114300" distR="114300" simplePos="0" relativeHeight="251658240" behindDoc="0" locked="0" layoutInCell="1" allowOverlap="1" wp14:anchorId="168E1990" wp14:editId="230A926C">
-                  <wp:simplePos x="0" y="0"/>
-                  <wp:positionH relativeFrom="column">
-                    <wp:posOffset>-143510</wp:posOffset>
-                  </wp:positionH>
-                  <wp:positionV relativeFrom="paragraph">
-                    <wp:posOffset>153670</wp:posOffset>
-                  </wp:positionV>
-                  <wp:extent cx="1569720" cy="1046480"/>
-                  <wp:effectExtent l="0" t="0" r="0" b="0"/>
-                  <wp:wrapNone/>
-                  <wp:docPr id="1968470152" name="Resim 1"/>
-                  <wp:cNvGraphicFramePr>
-                    <a:graphicFrameLocks xmlns:a="http://schemas.openxmlformats.org/drawingml/2006/main" noChangeAspect="1"/>
-                  </wp:cNvGraphicFramePr>
-                  <a:graphic xmlns:a="http://schemas.openxmlformats.org/drawingml/2006/main">
-                    <a:graphicData uri="http://schemas.openxmlformats.org/drawingml/2006/picture">
-                      <pic:pic xmlns:pic="http://schemas.openxmlformats.org/drawingml/2006/picture">
-                        <pic:nvPicPr>
-                          <pic:cNvPr id="1968470152" name="Resim 1968470152"/>
-                          <pic:cNvPicPr/>
-                        </pic:nvPicPr>
-                        <pic:blipFill>
-                          <a:blip r:embed="rId9" cstate="print">
-                            <a:extLst>
-                              <a:ext uri="{28A0092B-C50C-407E-A947-70E740481C1C}">
-                                <a14:useLocalDpi xmlns:a14="http://schemas.microsoft.com/office/drawing/2010/main" val="0"/>
-                              </a:ext>
-                            </a:extLst>
-                          </a:blip>
-                          <a:stretch>
-                            <a:fillRect/>
-                          </a:stretch>
-                        </pic:blipFill>
-                        <pic:spPr>
-                          <a:xfrm>
-                            <a:off x="0" y="0"/>
-                            <a:ext cx="1569720" cy="1046480"/>
-                          </a:xfrm>
-                          <a:prstGeom prst="rect">
-                            <a:avLst/>
-                          </a:prstGeom>
-                        </pic:spPr>
-                      </pic:pic>
-                    </a:graphicData>
-                  </a:graphic>
-                  <wp14:sizeRelH relativeFrom="page">
-                    <wp14:pctWidth>0</wp14:pctWidth>
-                  </wp14:sizeRelH>
-                  <wp14:sizeRelV relativeFrom="page">
-                    <wp14:pctHeight>0</wp14:pctHeight>
-                  </wp14:sizeRelV>
-                </wp:anchor>
-              </w:drawing>
-            </w:r>
-            <w:r>
-              <w:rPr>
-                <w:rFonts w:ascii="Calibri" w:eastAsia="Times New Roman" w:hAnsi="Calibri" w:cs="Calibri"/>
-                <w:noProof/>
-                <w:color w:val="000000"/>
-                <w:lang w:val="en-GB" w:eastAsia="en-GB"/>
-              </w:rPr>
               <w:t>Kalite Güvence Müdürü</w:t>
             </w:r>
           </w:p>
@@ -2023,7 +1960,7 @@
                 <w:szCs w:val="18"/>
                 <w:lang w:val="en-GB" w:eastAsia="en-GB"/>
               </w:rPr>
-              <w:t>ABDULLAH BAYDOGAN</w:t>
+              <w:t>ABDULLAH BAYDOĞAN</w:t>
             </w:r>
           </w:p>
         </w:tc>
@@ -2195,7 +2132,7 @@
               <w:bottom w:val="single" w:sz="4" w:space="0" w:color="auto"/>
               <w:right w:val="single" w:sz="4" w:space="0" w:color="auto"/>
             </w:tcBorders>
-            <w:vAlign w:val="bottom"/>
+            <w:vAlign w:val="center"/>
           </w:tcPr>
           <w:p>
             <w:pPr>
@@ -2208,6 +2145,43 @@
                 <w:lang w:val="en-GB" w:eastAsia="en-GB"/>
               </w:rPr>
             </w:pPr>
+            <w:r>
+              <w:drawing>
+                <wp:inline distT="0" distB="0" distL="0" distR="0">
+                  <wp:extent cx="659218" cy="566928"/>
+                  <wp:effectExtent l="0" t="0" r="0" b="0"/>
+                  <wp:docPr id="900102" name="Imza Ali Kaan Genc"/>
+                  <wp:cNvGraphicFramePr>
+                    <a:graphicFrameLocks xmlns:a="http://schemas.openxmlformats.org/drawingml/2006/main" noChangeAspect="1"/>
+                  </wp:cNvGraphicFramePr>
+                  <a:graphic xmlns:a="http://schemas.openxmlformats.org/drawingml/2006/main">
+                    <a:graphicData uri="http://schemas.openxmlformats.org/drawingml/2006/picture">
+                      <pic:pic xmlns:pic="http://schemas.openxmlformats.org/drawingml/2006/picture">
+                        <pic:nvPicPr>
+                          <pic:cNvPr id="900102" name="Imza Ali Kaan Genc"/>
+                          <pic:cNvPicPr/>
+                        </pic:nvPicPr>
+                        <pic:blipFill>
+                          <a:blip r:embed="sigAliKaan"/>
+                          <a:stretch>
+                            <a:fillRect/>
+                          </a:stretch>
+                        </pic:blipFill>
+                        <pic:spPr>
+                          <a:xfrm>
+                            <a:off x="0" y="0"/>
+                            <a:ext cx="659218" cy="566928"/>
+                          </a:xfrm>
+                          <a:prstGeom prst="rect">
+                            <a:avLst/>
+                          </a:prstGeom>
+                        </pic:spPr>
+                      </pic:pic>
+                    </a:graphicData>
+                  </a:graphic>
+                </wp:inline>
+              </w:drawing>
+            </w:r>
           </w:p>
         </w:tc>
         <w:tc>
@@ -2245,7 +2219,7 @@
               <w:bottom w:val="single" w:sz="4" w:space="0" w:color="auto"/>
               <w:right w:val="single" w:sz="4" w:space="0" w:color="auto"/>
             </w:tcBorders>
-            <w:vAlign w:val="bottom"/>
+            <w:vAlign w:val="center"/>
           </w:tcPr>
           <w:p>
             <w:pPr>
@@ -2258,6 +2232,43 @@
                 <w:lang w:val="en-GB" w:eastAsia="en-GB"/>
               </w:rPr>
             </w:pPr>
+            <w:r>
+              <w:drawing>
+                <wp:inline distT="0" distB="0" distL="0" distR="0">
+                  <wp:extent cx="850392" cy="566928"/>
+                  <wp:effectExtent l="0" t="0" r="0" b="0"/>
+                  <wp:docPr id="900104" name="Imza Abdullah Baydogan"/>
+                  <wp:cNvGraphicFramePr>
+                    <a:graphicFrameLocks xmlns:a="http://schemas.openxmlformats.org/drawingml/2006/main" noChangeAspect="1"/>
+                  </wp:cNvGraphicFramePr>
+                  <a:graphic xmlns:a="http://schemas.openxmlformats.org/drawingml/2006/main">
+                    <a:graphicData uri="http://schemas.openxmlformats.org/drawingml/2006/picture">
+                      <pic:pic xmlns:pic="http://schemas.openxmlformats.org/drawingml/2006/picture">
+                        <pic:nvPicPr>
+                          <pic:cNvPr id="900104" name="Imza Abdullah Baydogan"/>
+                          <pic:cNvPicPr/>
+                        </pic:nvPicPr>
+                        <pic:blipFill>
+                          <a:blip r:embed="rId9"/>
+                          <a:stretch>
+                            <a:fillRect/>
+                          </a:stretch>
+                        </pic:blipFill>
+                        <pic:spPr>
+                          <a:xfrm>
+                            <a:off x="0" y="0"/>
+                            <a:ext cx="850392" cy="566928"/>
+                          </a:xfrm>
+                          <a:prstGeom prst="rect">
+                            <a:avLst/>
+                          </a:prstGeom>
+                        </pic:spPr>
+                      </pic:pic>
+                    </a:graphicData>
+                  </a:graphic>
+                </wp:inline>
+              </w:drawing>
+            </w:r>
           </w:p>
         </w:tc>
         <w:tc>
@@ -2295,7 +2306,7 @@
               <w:bottom w:val="single" w:sz="4" w:space="0" w:color="auto"/>
               <w:right w:val="single" w:sz="4" w:space="0" w:color="auto"/>
             </w:tcBorders>
-            <w:vAlign w:val="bottom"/>
+            <w:vAlign w:val="center"/>
           </w:tcPr>
           <w:p>
             <w:pPr>
@@ -2308,6 +2319,43 @@
                 <w:lang w:val="en-GB" w:eastAsia="en-GB"/>
               </w:rPr>
             </w:pPr>
+            <w:r>
+              <w:drawing>
+                <wp:inline distT="0" distB="0" distL="0" distR="0">
+                  <wp:extent cx="944879" cy="566928"/>
+                  <wp:effectExtent l="0" t="0" r="0" b="0"/>
+                  <wp:docPr id="900106" name="Imza Fatih Salbars"/>
+                  <wp:cNvGraphicFramePr>
+                    <a:graphicFrameLocks xmlns:a="http://schemas.openxmlformats.org/drawingml/2006/main" noChangeAspect="1"/>
+                  </wp:cNvGraphicFramePr>
+                  <a:graphic xmlns:a="http://schemas.openxmlformats.org/drawingml/2006/main">
+                    <a:graphicData uri="http://schemas.openxmlformats.org/drawingml/2006/picture">
+                      <pic:pic xmlns:pic="http://schemas.openxmlformats.org/drawingml/2006/picture">
+                        <pic:nvPicPr>
+                          <pic:cNvPr id="900106" name="Imza Fatih Salbars"/>
+                          <pic:cNvPicPr/>
+                        </pic:nvPicPr>
+                        <pic:blipFill>
+                          <a:blip r:embed="sigFatih"/>
+                          <a:stretch>
+                            <a:fillRect/>
+                          </a:stretch>
+                        </pic:blipFill>
+                        <pic:spPr>
+                          <a:xfrm>
+                            <a:off x="0" y="0"/>
+                            <a:ext cx="944879" cy="566928"/>
+                          </a:xfrm>
+                          <a:prstGeom prst="rect">
+                            <a:avLst/>
+                          </a:prstGeom>
+                        </pic:spPr>
+                      </pic:pic>
+                    </a:graphicData>
+                  </a:graphic>
+                </wp:inline>
+              </w:drawing>
+            </w:r>
           </w:p>
         </w:tc>
       </w:tr>

--- a/prosedurler/EMS.KS.TL.22.03. Print and Embroidery Quality Check Instruction.docx
+++ b/prosedurler/EMS.KS.TL.22.03. Print and Embroidery Quality Check Instruction.docx
@@ -32,7 +32,7 @@
           <w:sz w:val="24"/>
           <w:szCs w:val="24"/>
         </w:rPr>
-        <w:t xml:space="preserve">This instruction describes how the quality of screen / digital printing, heat transfers and embroidery is checked at EMS, so that printed and embroidered panels conform to the approved strike-off and customer requirements before they go to sewing.</w:t>
+        <w:t xml:space="preserve">This instruction describes how the quality of screen / digital printing, heat transfers and embroidery is checked at EMS, including the curing and print fastness tests, so that printed and embroidered panels conform to the approved strike-off, customer requirements and chemical restrictions before they go to sewing.</w:t>
       </w:r>
     </w:p>
     <w:p>
@@ -73,7 +73,7 @@
           <w:sz w:val="24"/>
           <w:szCs w:val="24"/>
         </w:rPr>
-        <w:t xml:space="preserve">This instruction applies to all printed and embroidered panels and garments produced in the EMS printing and embroidery sections and by approved subcontractors.</w:t>
+        <w:t xml:space="preserve">This instruction applies to all printed and embroidered panels and garments produced in the EMS printing and embroidery sections and by approved subcontractors. It covers the first panel check, bulk panel checks, curing control, laboratory fastness and adhesion tests, and the handling of nonconforming panels.</w:t>
       </w:r>
     </w:p>
     <w:p>
@@ -132,7 +132,7 @@
           <w:sz w:val="24"/>
           <w:szCs w:val="24"/>
         </w:rPr>
-        <w:t xml:space="preserve"> Checks the first panels and bulk panels and records the results.</w:t>
+        <w:t xml:space="preserve"> Checks the first panels and bulk panels, performs the curing checks and records the results.</w:t>
       </w:r>
     </w:p>
     <w:p>
@@ -166,7 +166,7 @@
           <w:sz w:val="24"/>
           <w:szCs w:val="24"/>
         </w:rPr>
-        <w:t xml:space="preserve"> Corrects the set-up and ensures that rejected panels are separated.</w:t>
+        <w:t xml:space="preserve"> Corrects the set-up, ensures that rejected panels are separated and that oven and press settings are verified at shift start.</w:t>
       </w:r>
     </w:p>
     <w:p>
@@ -192,6 +192,74 @@
           <w:sz w:val="24"/>
           <w:szCs w:val="24"/>
         </w:rPr>
+        <w:t xml:space="preserve">Laboratory Responsible:</w:t>
+      </w:r>
+      <w:r>
+        <w:rPr>
+          <w:rFonts w:ascii="Calibri" w:hAnsi="Calibri" w:cs="Arial"/>
+          <w:sz w:val="24"/>
+          <w:szCs w:val="24"/>
+        </w:rPr>
+        <w:t xml:space="preserve"> Performs the fastness and adhesion tests on samples taken from the batch and reports the results.</w:t>
+      </w:r>
+    </w:p>
+    <w:p>
+      <w:pPr>
+        <w:pStyle w:val="ListeParagraf"/>
+        <w:spacing w:after="80"/>
+        <w:ind w:left="709" w:right="0"/>
+        <w:jc w:val="both"/>
+      </w:pPr>
+      <w:r>
+        <w:rPr>
+          <w:rFonts w:ascii="Calibri" w:hAnsi="Calibri" w:cs="Arial"/>
+          <w:sz w:val="24"/>
+          <w:szCs w:val="24"/>
+        </w:rPr>
+        <w:t xml:space="preserve">• </w:t>
+      </w:r>
+      <w:r>
+        <w:rPr>
+          <w:rFonts w:ascii="Calibri" w:hAnsi="Calibri" w:cs="Arial"/>
+          <w:b/>
+          <w:bCs/>
+          <w:sz w:val="24"/>
+          <w:szCs w:val="24"/>
+        </w:rPr>
+        <w:t xml:space="preserve">Chemical Management Responsible:</w:t>
+      </w:r>
+      <w:r>
+        <w:rPr>
+          <w:rFonts w:ascii="Calibri" w:hAnsi="Calibri" w:cs="Arial"/>
+          <w:sz w:val="24"/>
+          <w:szCs w:val="24"/>
+        </w:rPr>
+        <w:t xml:space="preserve"> Confirms that inks, pastes and threads conform to ZDHC MRSL and customer RSL and keeps the safety data sheets available.</w:t>
+      </w:r>
+    </w:p>
+    <w:p>
+      <w:pPr>
+        <w:pStyle w:val="ListeParagraf"/>
+        <w:spacing w:after="80"/>
+        <w:ind w:left="709" w:right="0"/>
+        <w:jc w:val="both"/>
+      </w:pPr>
+      <w:r>
+        <w:rPr>
+          <w:rFonts w:ascii="Calibri" w:hAnsi="Calibri" w:cs="Arial"/>
+          <w:sz w:val="24"/>
+          <w:szCs w:val="24"/>
+        </w:rPr>
+        <w:t xml:space="preserve">• </w:t>
+      </w:r>
+      <w:r>
+        <w:rPr>
+          <w:rFonts w:ascii="Calibri" w:hAnsi="Calibri" w:cs="Arial"/>
+          <w:b/>
+          <w:bCs/>
+          <w:sz w:val="24"/>
+          <w:szCs w:val="24"/>
+        </w:rPr>
         <w:t xml:space="preserve">Quality Manager:</w:t>
       </w:r>
       <w:r>
@@ -200,7 +268,236 @@
           <w:sz w:val="24"/>
           <w:szCs w:val="24"/>
         </w:rPr>
-        <w:t xml:space="preserve"> Approves the first panels and decides on nonconforming panels.</w:t>
+        <w:t xml:space="preserve"> Approves the first panels, decides on nonconforming panels and releases the batch to sewing.</w:t>
+      </w:r>
+    </w:p>
+    <w:p>
+      <w:pPr>
+        <w:pStyle w:val="ListeParagraf"/>
+        <w:spacing w:after="80"/>
+        <w:ind w:left="709" w:right="0"/>
+        <w:jc w:val="both"/>
+      </w:pPr>
+    </w:p>
+    <w:p>
+      <w:pPr>
+        <w:pStyle w:val="ListeParagraf"/>
+        <w:spacing w:before="120" w:after="60"/>
+        <w:ind w:left="709" w:right="0"/>
+      </w:pPr>
+      <w:r>
+        <w:rPr>
+          <w:rFonts w:ascii="Calibri" w:hAnsi="Calibri" w:cs="Arial"/>
+          <w:b/>
+          <w:bCs/>
+          <w:sz w:val="24"/>
+          <w:szCs w:val="24"/>
+        </w:rPr>
+        <w:t xml:space="preserve">DEFINITIONS</w:t>
+      </w:r>
+    </w:p>
+    <w:p>
+      <w:pPr>
+        <w:pStyle w:val="ListeParagraf"/>
+        <w:spacing w:after="80"/>
+        <w:ind w:left="709" w:right="0"/>
+        <w:jc w:val="both"/>
+      </w:pPr>
+      <w:r>
+        <w:rPr>
+          <w:rFonts w:ascii="Calibri" w:hAnsi="Calibri" w:cs="Arial"/>
+          <w:sz w:val="24"/>
+          <w:szCs w:val="24"/>
+        </w:rPr>
+        <w:t xml:space="preserve">• </w:t>
+      </w:r>
+      <w:r>
+        <w:rPr>
+          <w:rFonts w:ascii="Calibri" w:hAnsi="Calibri" w:cs="Arial"/>
+          <w:b/>
+          <w:bCs/>
+          <w:sz w:val="24"/>
+          <w:szCs w:val="24"/>
+        </w:rPr>
+        <w:t xml:space="preserve">Strike-Off:</w:t>
+      </w:r>
+      <w:r>
+        <w:rPr>
+          <w:rFonts w:ascii="Calibri" w:hAnsi="Calibri" w:cs="Arial"/>
+          <w:sz w:val="24"/>
+          <w:szCs w:val="24"/>
+        </w:rPr>
+        <w:t xml:space="preserve"> The approved print or embroidery sample that is the reference for colour, position and hand feel.</w:t>
+      </w:r>
+    </w:p>
+    <w:p>
+      <w:pPr>
+        <w:pStyle w:val="ListeParagraf"/>
+        <w:spacing w:after="80"/>
+        <w:ind w:left="709" w:right="0"/>
+        <w:jc w:val="both"/>
+      </w:pPr>
+      <w:r>
+        <w:rPr>
+          <w:rFonts w:ascii="Calibri" w:hAnsi="Calibri" w:cs="Arial"/>
+          <w:sz w:val="24"/>
+          <w:szCs w:val="24"/>
+        </w:rPr>
+        <w:t xml:space="preserve">• </w:t>
+      </w:r>
+      <w:r>
+        <w:rPr>
+          <w:rFonts w:ascii="Calibri" w:hAnsi="Calibri" w:cs="Arial"/>
+          <w:b/>
+          <w:bCs/>
+          <w:sz w:val="24"/>
+          <w:szCs w:val="24"/>
+        </w:rPr>
+        <w:t xml:space="preserve">Curing:</w:t>
+      </w:r>
+      <w:r>
+        <w:rPr>
+          <w:rFonts w:ascii="Calibri" w:hAnsi="Calibri" w:cs="Arial"/>
+          <w:sz w:val="24"/>
+          <w:szCs w:val="24"/>
+        </w:rPr>
+        <w:t xml:space="preserve"> Fixing of the print onto the fabric by heat for the time and temperature given in the ink technical data sheet.</w:t>
+      </w:r>
+    </w:p>
+    <w:p>
+      <w:pPr>
+        <w:pStyle w:val="ListeParagraf"/>
+        <w:spacing w:after="80"/>
+        <w:ind w:left="709" w:right="0"/>
+        <w:jc w:val="both"/>
+      </w:pPr>
+      <w:r>
+        <w:rPr>
+          <w:rFonts w:ascii="Calibri" w:hAnsi="Calibri" w:cs="Arial"/>
+          <w:sz w:val="24"/>
+          <w:szCs w:val="24"/>
+        </w:rPr>
+        <w:t xml:space="preserve">• </w:t>
+      </w:r>
+      <w:r>
+        <w:rPr>
+          <w:rFonts w:ascii="Calibri" w:hAnsi="Calibri" w:cs="Arial"/>
+          <w:b/>
+          <w:bCs/>
+          <w:sz w:val="24"/>
+          <w:szCs w:val="24"/>
+        </w:rPr>
+        <w:t xml:space="preserve">Fastness:</w:t>
+      </w:r>
+      <w:r>
+        <w:rPr>
+          <w:rFonts w:ascii="Calibri" w:hAnsi="Calibri" w:cs="Arial"/>
+          <w:sz w:val="24"/>
+          <w:szCs w:val="24"/>
+        </w:rPr>
+        <w:t xml:space="preserve"> Resistance of the print to rubbing, washing, perspiration and light, graded 1 to 5 on the grey scale.</w:t>
+      </w:r>
+    </w:p>
+    <w:p>
+      <w:pPr>
+        <w:pStyle w:val="ListeParagraf"/>
+        <w:spacing w:after="80"/>
+        <w:ind w:left="709" w:right="0"/>
+        <w:jc w:val="both"/>
+      </w:pPr>
+      <w:r>
+        <w:rPr>
+          <w:rFonts w:ascii="Calibri" w:hAnsi="Calibri" w:cs="Arial"/>
+          <w:sz w:val="24"/>
+          <w:szCs w:val="24"/>
+        </w:rPr>
+        <w:t xml:space="preserve">• </w:t>
+      </w:r>
+      <w:r>
+        <w:rPr>
+          <w:rFonts w:ascii="Calibri" w:hAnsi="Calibri" w:cs="Arial"/>
+          <w:b/>
+          <w:bCs/>
+          <w:sz w:val="24"/>
+          <w:szCs w:val="24"/>
+        </w:rPr>
+        <w:t xml:space="preserve">Adhesion Test:</w:t>
+      </w:r>
+      <w:r>
+        <w:rPr>
+          <w:rFonts w:ascii="Calibri" w:hAnsi="Calibri" w:cs="Arial"/>
+          <w:sz w:val="24"/>
+          <w:szCs w:val="24"/>
+        </w:rPr>
+        <w:t xml:space="preserve"> A test that shows how well the print layer holds to the fabric (tape test and visual check after washing).</w:t>
+      </w:r>
+    </w:p>
+    <w:p>
+      <w:pPr>
+        <w:pStyle w:val="ListeParagraf"/>
+        <w:spacing w:after="80"/>
+        <w:ind w:left="709" w:right="0"/>
+        <w:jc w:val="both"/>
+      </w:pPr>
+      <w:r>
+        <w:rPr>
+          <w:rFonts w:ascii="Calibri" w:hAnsi="Calibri" w:cs="Arial"/>
+          <w:sz w:val="24"/>
+          <w:szCs w:val="24"/>
+        </w:rPr>
+        <w:t xml:space="preserve">• </w:t>
+      </w:r>
+      <w:r>
+        <w:rPr>
+          <w:rFonts w:ascii="Calibri" w:hAnsi="Calibri" w:cs="Arial"/>
+          <w:b/>
+          <w:bCs/>
+          <w:sz w:val="24"/>
+          <w:szCs w:val="24"/>
+        </w:rPr>
+        <w:t xml:space="preserve">Registration:</w:t>
+      </w:r>
+      <w:r>
+        <w:rPr>
+          <w:rFonts w:ascii="Calibri" w:hAnsi="Calibri" w:cs="Arial"/>
+          <w:sz w:val="24"/>
+          <w:szCs w:val="24"/>
+        </w:rPr>
+        <w:t xml:space="preserve"> Correct alignment of the colour layers in a multi-colour print.</w:t>
+      </w:r>
+    </w:p>
+    <w:p>
+      <w:pPr>
+        <w:pStyle w:val="ListeParagraf"/>
+        <w:spacing w:after="80"/>
+        <w:ind w:left="709" w:right="0"/>
+        <w:jc w:val="both"/>
+      </w:pPr>
+      <w:r>
+        <w:rPr>
+          <w:rFonts w:ascii="Calibri" w:hAnsi="Calibri" w:cs="Arial"/>
+          <w:sz w:val="24"/>
+          <w:szCs w:val="24"/>
+        </w:rPr>
+        <w:t xml:space="preserve">• </w:t>
+      </w:r>
+      <w:r>
+        <w:rPr>
+          <w:rFonts w:ascii="Calibri" w:hAnsi="Calibri" w:cs="Arial"/>
+          <w:b/>
+          <w:bCs/>
+          <w:sz w:val="24"/>
+          <w:szCs w:val="24"/>
+        </w:rPr>
+        <w:t xml:space="preserve">Nonconforming Panel:</w:t>
+      </w:r>
+      <w:r>
+        <w:rPr>
+          <w:rFonts w:ascii="Calibri" w:hAnsi="Calibri" w:cs="Arial"/>
+          <w:sz w:val="24"/>
+          <w:szCs w:val="24"/>
+        </w:rPr>
+        <w:t xml:space="preserve"> A panel that does not meet the approved sample, specification or test limits.</w:t>
       </w:r>
     </w:p>
     <w:p>
@@ -560,6 +857,54 @@
         <w:ind w:left="709" w:right="0"/>
         <w:jc w:val="both"/>
       </w:pPr>
+      <w:r>
+        <w:rPr>
+          <w:rFonts w:ascii="Calibri" w:hAnsi="Calibri" w:cs="Arial"/>
+          <w:sz w:val="24"/>
+          <w:szCs w:val="24"/>
+        </w:rPr>
+        <w:t xml:space="preserve">4.3. If a fastness or adhesion test fails, the batch is blocked, labelled "Nonconforming" and held at the print area until the Quality Manager decides.</w:t>
+      </w:r>
+    </w:p>
+    <w:p>
+      <w:pPr>
+        <w:pStyle w:val="ListeParagraf"/>
+        <w:spacing w:after="80"/>
+        <w:ind w:left="709" w:right="0"/>
+        <w:jc w:val="both"/>
+      </w:pPr>
+      <w:r>
+        <w:rPr>
+          <w:rFonts w:ascii="Calibri" w:hAnsi="Calibri" w:cs="Arial"/>
+          <w:sz w:val="24"/>
+          <w:szCs w:val="24"/>
+        </w:rPr>
+        <w:t xml:space="preserve">4.4. A corrective and preventive action (CAPA) is opened according to EMS.KS.PRO.22.03. for a failed test, a defect rate above the limit, a colour mismatch, a chemical that is not conforming or a customer complaint; the root cause (temperature, time, ink lot, screen) is analysed within 24 hours.</w:t>
+      </w:r>
+    </w:p>
+    <w:p>
+      <w:pPr>
+        <w:pStyle w:val="ListeParagraf"/>
+        <w:spacing w:after="80"/>
+        <w:ind w:left="709" w:right="0"/>
+        <w:jc w:val="both"/>
+      </w:pPr>
+      <w:r>
+        <w:rPr>
+          <w:rFonts w:ascii="Calibri" w:hAnsi="Calibri" w:cs="Arial"/>
+          <w:sz w:val="24"/>
+          <w:szCs w:val="24"/>
+        </w:rPr>
+        <w:t xml:space="preserve">4.5. The CAPA is closed only after the re-test results and evidence show that the correction is effective.</w:t>
+      </w:r>
+    </w:p>
+    <w:p>
+      <w:pPr>
+        <w:pStyle w:val="ListeParagraf"/>
+        <w:spacing w:after="80"/>
+        <w:ind w:left="709" w:right="0"/>
+        <w:jc w:val="both"/>
+      </w:pPr>
     </w:p>
     <w:p>
       <w:pPr>
@@ -575,7 +920,217 @@
           <w:sz w:val="24"/>
           <w:szCs w:val="24"/>
         </w:rPr>
-        <w:t xml:space="preserve">5. RELATED DOCUMENTS AND RECORDS</w:t>
+        <w:t xml:space="preserve">5. CURING AND PRINT FASTNESS TEST (TLM-BAS-03)</w:t>
+      </w:r>
+    </w:p>
+    <w:p>
+      <w:pPr>
+        <w:pStyle w:val="ListeParagraf"/>
+        <w:spacing w:after="80"/>
+        <w:ind w:left="709" w:right="0"/>
+        <w:jc w:val="both"/>
+      </w:pPr>
+      <w:r>
+        <w:rPr>
+          <w:rFonts w:ascii="Calibri" w:hAnsi="Calibri" w:cs="Arial"/>
+          <w:sz w:val="24"/>
+          <w:szCs w:val="24"/>
+        </w:rPr>
+        <w:t xml:space="preserve">5.1. The curing temperature and time follow the ink manufacturer's technical data sheet and the customer specification; the oven or press temperature is verified with a measuring device at shift start and at every batch change.</w:t>
+      </w:r>
+    </w:p>
+    <w:p>
+      <w:pPr>
+        <w:pStyle w:val="ListeParagraf"/>
+        <w:spacing w:after="80"/>
+        <w:ind w:left="709" w:right="0"/>
+        <w:jc w:val="both"/>
+      </w:pPr>
+      <w:r>
+        <w:rPr>
+          <w:rFonts w:ascii="Calibri" w:hAnsi="Calibri" w:cs="Arial"/>
+          <w:sz w:val="24"/>
+          <w:szCs w:val="24"/>
+        </w:rPr>
+        <w:t xml:space="preserve">5.2. One first panel is taken from each curing batch and an adhesion test (tape test, stretch test) is performed; the result is recorded on the inspection form.</w:t>
+      </w:r>
+    </w:p>
+    <w:p>
+      <w:pPr>
+        <w:pStyle w:val="ListeParagraf"/>
+        <w:spacing w:after="80"/>
+        <w:ind w:left="709" w:right="0"/>
+        <w:jc w:val="both"/>
+      </w:pPr>
+      <w:r>
+        <w:rPr>
+          <w:rFonts w:ascii="Calibri" w:hAnsi="Calibri" w:cs="Arial"/>
+          <w:sz w:val="24"/>
+          <w:szCs w:val="24"/>
+        </w:rPr>
+        <w:t xml:space="preserve">5.3. The laboratory tests a sample from the batch for rubbing fastness (ISO 105-X12), washing fastness (ISO 105-C06) and, when required by the customer, perspiration (ISO 105-E04) and light fastness (ISO 105-B02); results are graded with the grey scale (ISO 105-A02).</w:t>
+      </w:r>
+    </w:p>
+    <w:p>
+      <w:pPr>
+        <w:pStyle w:val="ListeParagraf"/>
+        <w:spacing w:after="80"/>
+        <w:ind w:left="709" w:right="0"/>
+        <w:jc w:val="both"/>
+      </w:pPr>
+      <w:r>
+        <w:rPr>
+          <w:rFonts w:ascii="Calibri" w:hAnsi="Calibri" w:cs="Arial"/>
+          <w:sz w:val="24"/>
+          <w:szCs w:val="24"/>
+        </w:rPr>
+        <w:t xml:space="preserve">5.4. Where the customer requires it, a wash test according to ISO 6330 is done and the print is checked for cracking, peeling and fading after washing.</w:t>
+      </w:r>
+    </w:p>
+    <w:p>
+      <w:pPr>
+        <w:pStyle w:val="ListeParagraf"/>
+        <w:spacing w:after="80"/>
+        <w:ind w:left="709" w:right="0"/>
+        <w:jc w:val="both"/>
+      </w:pPr>
+      <w:r>
+        <w:rPr>
+          <w:rFonts w:ascii="Calibri" w:hAnsi="Calibri" w:cs="Arial"/>
+          <w:sz w:val="24"/>
+          <w:szCs w:val="24"/>
+        </w:rPr>
+        <w:t xml:space="preserve">5.5. A batch is released to sewing only when all test results are within the limits and are signed by the Quality Manager.</w:t>
+      </w:r>
+    </w:p>
+    <w:p>
+      <w:pPr>
+        <w:pStyle w:val="ListeParagraf"/>
+        <w:spacing w:after="80"/>
+        <w:ind w:left="709" w:right="0"/>
+        <w:jc w:val="both"/>
+      </w:pPr>
+    </w:p>
+    <w:p>
+      <w:pPr>
+        <w:pStyle w:val="ListeParagraf"/>
+        <w:spacing w:before="120" w:after="60"/>
+        <w:ind w:left="709" w:right="0"/>
+      </w:pPr>
+      <w:r>
+        <w:rPr>
+          <w:rFonts w:ascii="Calibri" w:hAnsi="Calibri" w:cs="Arial"/>
+          <w:b/>
+          <w:bCs/>
+          <w:sz w:val="24"/>
+          <w:szCs w:val="24"/>
+        </w:rPr>
+        <w:t xml:space="preserve">6. ACCEPTANCE LIMITS AND RECORDS</w:t>
+      </w:r>
+    </w:p>
+    <w:p>
+      <w:pPr>
+        <w:pStyle w:val="ListeParagraf"/>
+        <w:spacing w:after="80"/>
+        <w:ind w:left="709" w:right="0"/>
+        <w:jc w:val="both"/>
+      </w:pPr>
+      <w:r>
+        <w:rPr>
+          <w:rFonts w:ascii="Calibri" w:hAnsi="Calibri" w:cs="Arial"/>
+          <w:sz w:val="24"/>
+          <w:szCs w:val="24"/>
+        </w:rPr>
+        <w:t xml:space="preserve">6.1. Typical limits are: position tolerance ±3 mm, colour difference ΔE ≤ 1.5 to the strike-off, dry rubbing ≥ 4, wet rubbing ≥ 3, washing colour change and staining ≥ 4, no peeling or cracking in the adhesion test, print defect rate ≤ 1%.</w:t>
+      </w:r>
+    </w:p>
+    <w:p>
+      <w:pPr>
+        <w:pStyle w:val="ListeParagraf"/>
+        <w:spacing w:after="80"/>
+        <w:ind w:left="709" w:right="0"/>
+        <w:jc w:val="both"/>
+      </w:pPr>
+      <w:r>
+        <w:rPr>
+          <w:rFonts w:ascii="Calibri" w:hAnsi="Calibri" w:cs="Arial"/>
+          <w:sz w:val="24"/>
+          <w:szCs w:val="24"/>
+        </w:rPr>
+        <w:t xml:space="preserve">6.2. The limits are defined in the customer specification and company policy; the stricter value is applied.</w:t>
+      </w:r>
+    </w:p>
+    <w:p>
+      <w:pPr>
+        <w:pStyle w:val="ListeParagraf"/>
+        <w:spacing w:after="80"/>
+        <w:ind w:left="709" w:right="0"/>
+        <w:jc w:val="both"/>
+      </w:pPr>
+      <w:r>
+        <w:rPr>
+          <w:rFonts w:ascii="Calibri" w:hAnsi="Calibri" w:cs="Arial"/>
+          <w:sz w:val="24"/>
+          <w:szCs w:val="24"/>
+        </w:rPr>
+        <w:t xml:space="preserve">6.3. Printing temperature and time are checked at shift start and at batch change against the instruction value (about ±5 °C and ±5%).</w:t>
+      </w:r>
+    </w:p>
+    <w:p>
+      <w:pPr>
+        <w:pStyle w:val="ListeParagraf"/>
+        <w:spacing w:after="80"/>
+        <w:ind w:left="709" w:right="0"/>
+        <w:jc w:val="both"/>
+      </w:pPr>
+      <w:r>
+        <w:rPr>
+          <w:rFonts w:ascii="Calibri" w:hAnsi="Calibri" w:cs="Arial"/>
+          <w:sz w:val="24"/>
+          <w:szCs w:val="24"/>
+        </w:rPr>
+        <w:t xml:space="preserve">6.4. All results are recorded on the Print / Embroidery Quality Control Form (EMS.QA.FRM.03.04) and the approval form (EMS.QA.FRM.03.05).</w:t>
+      </w:r>
+    </w:p>
+    <w:p>
+      <w:pPr>
+        <w:pStyle w:val="ListeParagraf"/>
+        <w:spacing w:after="80"/>
+        <w:ind w:left="709" w:right="0"/>
+        <w:jc w:val="both"/>
+      </w:pPr>
+      <w:r>
+        <w:rPr>
+          <w:rFonts w:ascii="Calibri" w:hAnsi="Calibri" w:cs="Arial"/>
+          <w:sz w:val="24"/>
+          <w:szCs w:val="24"/>
+        </w:rPr>
+        <w:t xml:space="preserve">6.5. Chemical, ergonomic and heat risks are controlled: gloves, goggles and ventilation are used, hot press and oven surfaces are marked, and chemical waste is collected separately.</w:t>
+      </w:r>
+    </w:p>
+    <w:p>
+      <w:pPr>
+        <w:pStyle w:val="ListeParagraf"/>
+        <w:spacing w:after="80"/>
+        <w:ind w:left="709" w:right="0"/>
+        <w:jc w:val="both"/>
+      </w:pPr>
+    </w:p>
+    <w:p>
+      <w:pPr>
+        <w:pStyle w:val="ListeParagraf"/>
+        <w:spacing w:before="120" w:after="60"/>
+        <w:ind w:left="709" w:right="0"/>
+      </w:pPr>
+      <w:r>
+        <w:rPr>
+          <w:rFonts w:ascii="Calibri" w:hAnsi="Calibri" w:cs="Arial"/>
+          <w:b/>
+          <w:bCs/>
+          <w:sz w:val="24"/>
+          <w:szCs w:val="24"/>
+        </w:rPr>
+        <w:t xml:space="preserve">7. RELATED DOCUMENTS AND RECORDS</w:t>
       </w:r>
     </w:p>
     <w:p>
@@ -613,7 +1168,7 @@
           <w:sz w:val="24"/>
           <w:szCs w:val="24"/>
         </w:rPr>
-        <w:t xml:space="preserve">EMS.ÜR.TL.05.04. Printing Instruction</w:t>
+        <w:t xml:space="preserve">TLM-BAS-03 Curing and Print Fastness Test Instruction (QMS)</w:t>
       </w:r>
     </w:p>
     <w:p>
@@ -632,7 +1187,7 @@
           <w:sz w:val="24"/>
           <w:szCs w:val="24"/>
         </w:rPr>
-        <w:t xml:space="preserve">EMS.ÜR.TL.05.05. Embroidery Instruction</w:t>
+        <w:t xml:space="preserve">PRS-BAS-01 Print and Embroidery Procedure (QMS)</w:t>
       </w:r>
     </w:p>
     <w:p>
@@ -651,539 +1206,7 @@
           <w:sz w:val="24"/>
           <w:szCs w:val="24"/>
         </w:rPr>
-        <w:t xml:space="preserve">EMS.LB.TL.09.02. Colour Fastness Tests Instruction</w:t>
-      </w:r>
-    </w:p>
-    <w:p>
-      <w:pPr>
-        <w:pStyle w:val="ListeParagraf"/>
-        <w:spacing w:after="80"/>
-        <w:ind w:left="709" w:right="0"/>
-        <w:jc w:val="both"/>
-      </w:pPr>
-    </w:p>
-    <w:p>
-      <w:pPr>
-        <w:pStyle w:val="ListeParagraf"/>
-        <w:spacing w:before="120" w:after="60"/>
-        <w:ind w:left="709" w:right="0"/>
-      </w:pPr>
-      <w:r>
-        <w:rPr>
-          <w:rFonts w:ascii="Calibri" w:hAnsi="Calibri" w:cs="Arial"/>
-          <w:b/>
-          <w:bCs/>
-          <w:sz w:val="24"/>
-          <w:szCs w:val="24"/>
-        </w:rPr>
-        <w:t xml:space="preserve">6. FEEDBACK AND MONITORING</w:t>
-      </w:r>
-    </w:p>
-    <w:p>
-      <w:pPr>
-        <w:pStyle w:val="ListeParagraf"/>
-        <w:spacing w:after="80"/>
-        <w:ind w:left="709" w:right="0"/>
-        <w:jc w:val="both"/>
-      </w:pPr>
-      <w:r>
-        <w:rPr>
-          <w:rFonts w:ascii="Calibri" w:hAnsi="Calibri" w:cs="Arial"/>
-          <w:sz w:val="24"/>
-          <w:szCs w:val="24"/>
-        </w:rPr>
-        <w:t xml:space="preserve">The Quality Manager reviews print and embroidery defect rates monthly, and reviews this instruction every year and revises it when necessary.</w:t>
-      </w:r>
-    </w:p>
-    <w:p>
-      <w:pPr>
-        <w:pStyle w:val="ListeParagraf"/>
-        <w:pageBreakBefore/>
-        <w:bidi/>
-        <w:spacing w:before="120" w:after="60"/>
-        <w:ind w:left="0" w:right="709"/>
-      </w:pPr>
-      <w:r>
-        <w:rPr>
-          <w:rFonts w:ascii="Calibri" w:hAnsi="Calibri" w:cs="Arial"/>
-          <w:b/>
-          <w:bCs/>
-          <w:rtl/>
-          <w:sz w:val="24"/>
-          <w:szCs w:val="24"/>
-        </w:rPr>
-        <w:t xml:space="preserve">الغرض</w:t>
-      </w:r>
-    </w:p>
-    <w:p>
-      <w:pPr>
-        <w:pStyle w:val="ListeParagraf"/>
-        <w:bidi/>
-        <w:spacing w:after="80"/>
-        <w:ind w:left="0" w:right="709"/>
-        <w:jc w:val="both"/>
-      </w:pPr>
-      <w:r>
-        <w:rPr>
-          <w:rFonts w:ascii="Calibri" w:hAnsi="Calibri" w:cs="Arial"/>
-          <w:rtl/>
-          <w:sz w:val="24"/>
-          <w:szCs w:val="24"/>
-        </w:rPr>
-        <w:t xml:space="preserve">توضح هذه التعليمات كيفية فحص جودة الطباعة بالشاشة / الطباعة الرقمية والطباعة الحرارية والتطريز في EMS، بحيث تكون القطع المطبوعة والمطرزة مطابقة للعينة المعتمدة (Strike-off) ومتطلبات العميل قبل إرسالها إلى الخياطة.</w:t>
-      </w:r>
-    </w:p>
-    <w:p>
-      <w:pPr>
-        <w:pStyle w:val="ListeParagraf"/>
-        <w:bidi/>
-        <w:spacing w:after="80"/>
-        <w:ind w:left="0" w:right="709"/>
-        <w:jc w:val="both"/>
-      </w:pPr>
-    </w:p>
-    <w:p>
-      <w:pPr>
-        <w:pStyle w:val="ListeParagraf"/>
-        <w:bidi/>
-        <w:spacing w:before="120" w:after="60"/>
-        <w:ind w:left="0" w:right="709"/>
-      </w:pPr>
-      <w:r>
-        <w:rPr>
-          <w:rFonts w:ascii="Calibri" w:hAnsi="Calibri" w:cs="Arial"/>
-          <w:b/>
-          <w:bCs/>
-          <w:rtl/>
-          <w:sz w:val="24"/>
-          <w:szCs w:val="24"/>
-        </w:rPr>
-        <w:t xml:space="preserve">النطاق</w:t>
-      </w:r>
-    </w:p>
-    <w:p>
-      <w:pPr>
-        <w:pStyle w:val="ListeParagraf"/>
-        <w:bidi/>
-        <w:spacing w:after="80"/>
-        <w:ind w:left="0" w:right="709"/>
-        <w:jc w:val="both"/>
-      </w:pPr>
-      <w:r>
-        <w:rPr>
-          <w:rFonts w:ascii="Calibri" w:hAnsi="Calibri" w:cs="Arial"/>
-          <w:rtl/>
-          <w:sz w:val="24"/>
-          <w:szCs w:val="24"/>
-        </w:rPr>
-        <w:t xml:space="preserve">تنطبق هذه التعليمات على جميع القطع والملابس المطبوعة والمطرزة المنتجة في قسمي الطباعة والتطريز في EMS ولدى المقاولين من الباطن المعتمدين.</w:t>
-      </w:r>
-    </w:p>
-    <w:p>
-      <w:pPr>
-        <w:pStyle w:val="ListeParagraf"/>
-        <w:bidi/>
-        <w:spacing w:after="80"/>
-        <w:ind w:left="0" w:right="709"/>
-        <w:jc w:val="both"/>
-      </w:pPr>
-    </w:p>
-    <w:p>
-      <w:pPr>
-        <w:pStyle w:val="ListeParagraf"/>
-        <w:bidi/>
-        <w:spacing w:before="120" w:after="60"/>
-        <w:ind w:left="0" w:right="709"/>
-      </w:pPr>
-      <w:r>
-        <w:rPr>
-          <w:rFonts w:ascii="Calibri" w:hAnsi="Calibri" w:cs="Arial"/>
-          <w:b/>
-          <w:bCs/>
-          <w:rtl/>
-          <w:sz w:val="24"/>
-          <w:szCs w:val="24"/>
-        </w:rPr>
-        <w:t xml:space="preserve">المسؤوليات</w:t>
-      </w:r>
-    </w:p>
-    <w:p>
-      <w:pPr>
-        <w:pStyle w:val="ListeParagraf"/>
-        <w:bidi/>
-        <w:spacing w:after="80"/>
-        <w:ind w:left="0" w:right="709"/>
-        <w:jc w:val="both"/>
-      </w:pPr>
-      <w:r>
-        <w:rPr>
-          <w:rFonts w:ascii="Calibri" w:hAnsi="Calibri" w:cs="Arial"/>
-          <w:rtl/>
-          <w:sz w:val="24"/>
-          <w:szCs w:val="24"/>
-        </w:rPr>
-        <w:t xml:space="preserve">• </w:t>
-      </w:r>
-      <w:r>
-        <w:rPr>
-          <w:rFonts w:ascii="Calibri" w:hAnsi="Calibri" w:cs="Arial"/>
-          <w:b/>
-          <w:bCs/>
-          <w:rtl/>
-          <w:sz w:val="24"/>
-          <w:szCs w:val="24"/>
-        </w:rPr>
-        <w:t xml:space="preserve">مراقب جودة الطباعة / التطريز:</w:t>
-      </w:r>
-      <w:r>
-        <w:rPr>
-          <w:rFonts w:ascii="Calibri" w:hAnsi="Calibri" w:cs="Arial"/>
-          <w:rtl/>
-          <w:sz w:val="24"/>
-          <w:szCs w:val="24"/>
-        </w:rPr>
-        <w:t xml:space="preserve"> يفحص القطع الأولى والقطع الكمية ويسجل النتائج.</w:t>
-      </w:r>
-    </w:p>
-    <w:p>
-      <w:pPr>
-        <w:pStyle w:val="ListeParagraf"/>
-        <w:bidi/>
-        <w:spacing w:after="80"/>
-        <w:ind w:left="0" w:right="709"/>
-        <w:jc w:val="both"/>
-      </w:pPr>
-      <w:r>
-        <w:rPr>
-          <w:rFonts w:ascii="Calibri" w:hAnsi="Calibri" w:cs="Arial"/>
-          <w:rtl/>
-          <w:sz w:val="24"/>
-          <w:szCs w:val="24"/>
-        </w:rPr>
-        <w:t xml:space="preserve">• </w:t>
-      </w:r>
-      <w:r>
-        <w:rPr>
-          <w:rFonts w:ascii="Calibri" w:hAnsi="Calibri" w:cs="Arial"/>
-          <w:b/>
-          <w:bCs/>
-          <w:rtl/>
-          <w:sz w:val="24"/>
-          <w:szCs w:val="24"/>
-        </w:rPr>
-        <w:t xml:space="preserve">مشرف الطباعة / التطريز:</w:t>
-      </w:r>
-      <w:r>
-        <w:rPr>
-          <w:rFonts w:ascii="Calibri" w:hAnsi="Calibri" w:cs="Arial"/>
-          <w:rtl/>
-          <w:sz w:val="24"/>
-          <w:szCs w:val="24"/>
-        </w:rPr>
-        <w:t xml:space="preserve"> يصحح الإعداد ويضمن فصل القطع المرفوضة.</w:t>
-      </w:r>
-    </w:p>
-    <w:p>
-      <w:pPr>
-        <w:pStyle w:val="ListeParagraf"/>
-        <w:bidi/>
-        <w:spacing w:after="80"/>
-        <w:ind w:left="0" w:right="709"/>
-        <w:jc w:val="both"/>
-      </w:pPr>
-      <w:r>
-        <w:rPr>
-          <w:rFonts w:ascii="Calibri" w:hAnsi="Calibri" w:cs="Arial"/>
-          <w:rtl/>
-          <w:sz w:val="24"/>
-          <w:szCs w:val="24"/>
-        </w:rPr>
-        <w:t xml:space="preserve">• </w:t>
-      </w:r>
-      <w:r>
-        <w:rPr>
-          <w:rFonts w:ascii="Calibri" w:hAnsi="Calibri" w:cs="Arial"/>
-          <w:b/>
-          <w:bCs/>
-          <w:rtl/>
-          <w:sz w:val="24"/>
-          <w:szCs w:val="24"/>
-        </w:rPr>
-        <w:t xml:space="preserve">مدير الجودة:</w:t>
-      </w:r>
-      <w:r>
-        <w:rPr>
-          <w:rFonts w:ascii="Calibri" w:hAnsi="Calibri" w:cs="Arial"/>
-          <w:rtl/>
-          <w:sz w:val="24"/>
-          <w:szCs w:val="24"/>
-        </w:rPr>
-        <w:t xml:space="preserve"> يعتمد القطع الأولى ويتخذ القرار بشأن القطع غير المطابقة.</w:t>
-      </w:r>
-    </w:p>
-    <w:p>
-      <w:pPr>
-        <w:pStyle w:val="ListeParagraf"/>
-        <w:bidi/>
-        <w:spacing w:after="80"/>
-        <w:ind w:left="0" w:right="709"/>
-        <w:jc w:val="both"/>
-      </w:pPr>
-    </w:p>
-    <w:p>
-      <w:pPr>
-        <w:pStyle w:val="ListeParagraf"/>
-        <w:bidi/>
-        <w:spacing w:before="120" w:after="60"/>
-        <w:ind w:left="0" w:right="709"/>
-      </w:pPr>
-      <w:r>
-        <w:rPr>
-          <w:rFonts w:ascii="Calibri" w:hAnsi="Calibri" w:cs="Arial"/>
-          <w:b/>
-          <w:bCs/>
-          <w:rtl/>
-          <w:sz w:val="24"/>
-          <w:szCs w:val="24"/>
-        </w:rPr>
-        <w:t xml:space="preserve">التعليمات</w:t>
-      </w:r>
-    </w:p>
-    <w:p>
-      <w:pPr>
-        <w:pStyle w:val="ListeParagraf"/>
-        <w:bidi/>
-        <w:spacing w:before="120" w:after="60"/>
-        <w:ind w:left="0" w:right="709"/>
-      </w:pPr>
-      <w:r>
-        <w:rPr>
-          <w:rFonts w:ascii="Calibri" w:hAnsi="Calibri" w:cs="Arial"/>
-          <w:b/>
-          <w:bCs/>
-          <w:rtl/>
-          <w:sz w:val="24"/>
-          <w:szCs w:val="24"/>
-        </w:rPr>
-        <w:t xml:space="preserve">1. قبل البدء</w:t>
-      </w:r>
-    </w:p>
-    <w:p>
-      <w:pPr>
-        <w:pStyle w:val="ListeParagraf"/>
-        <w:bidi/>
-        <w:spacing w:after="80"/>
-        <w:ind w:left="0" w:right="709"/>
-        <w:jc w:val="both"/>
-      </w:pPr>
-      <w:r>
-        <w:rPr>
-          <w:rFonts w:ascii="Calibri" w:hAnsi="Calibri" w:cs="Arial"/>
-          <w:rtl/>
-          <w:sz w:val="24"/>
-          <w:szCs w:val="24"/>
-        </w:rPr>
-        <w:t xml:space="preserve">1.1. جهّز عينة الطباعة / التطريز المعتمدة، والتصميم مع المكان والمقاس، ومعيار اللون، ومتطلبات الاختبار.</w:t>
-      </w:r>
-    </w:p>
-    <w:p>
-      <w:pPr>
-        <w:pStyle w:val="ListeParagraf"/>
-        <w:bidi/>
-        <w:spacing w:after="80"/>
-        <w:ind w:left="0" w:right="709"/>
-        <w:jc w:val="both"/>
-      </w:pPr>
-      <w:r>
-        <w:rPr>
-          <w:rFonts w:ascii="Calibri" w:hAnsi="Calibri" w:cs="Arial"/>
-          <w:rtl/>
-          <w:sz w:val="24"/>
-          <w:szCs w:val="24"/>
-        </w:rPr>
-        <w:t xml:space="preserve">1.2. تأكد من أن الأحبار والعجائن والخيوط المستخدمة مدرجة في قائمة الكيماويات المعتمدة ومطابقة لـ ZDHC MRSL وقائمة RSL للعميل.</w:t>
-      </w:r>
-    </w:p>
-    <w:p>
-      <w:pPr>
-        <w:pStyle w:val="ListeParagraf"/>
-        <w:bidi/>
-        <w:spacing w:after="80"/>
-        <w:ind w:left="0" w:right="709"/>
-        <w:jc w:val="both"/>
-      </w:pPr>
-      <w:r>
-        <w:rPr>
-          <w:rFonts w:ascii="Calibri" w:hAnsi="Calibri" w:cs="Arial"/>
-          <w:rtl/>
-          <w:sz w:val="24"/>
-          <w:szCs w:val="24"/>
-        </w:rPr>
-        <w:t xml:space="preserve">1.3. افحص القطع الأولى لكل لون ومقاس واعتمدها وفق EMS.KS.PRO.22.04. قبل بدء الإنتاج الكمي.</w:t>
-      </w:r>
-    </w:p>
-    <w:p>
-      <w:pPr>
-        <w:pStyle w:val="ListeParagraf"/>
-        <w:bidi/>
-        <w:spacing w:after="80"/>
-        <w:ind w:left="0" w:right="709"/>
-        <w:jc w:val="both"/>
-      </w:pPr>
-    </w:p>
-    <w:p>
-      <w:pPr>
-        <w:pStyle w:val="ListeParagraf"/>
-        <w:bidi/>
-        <w:spacing w:before="120" w:after="60"/>
-        <w:ind w:left="0" w:right="709"/>
-      </w:pPr>
-      <w:r>
-        <w:rPr>
-          <w:rFonts w:ascii="Calibri" w:hAnsi="Calibri" w:cs="Arial"/>
-          <w:b/>
-          <w:bCs/>
-          <w:rtl/>
-          <w:sz w:val="24"/>
-          <w:szCs w:val="24"/>
-        </w:rPr>
-        <w:t xml:space="preserve">2. نقاط الفحص</w:t>
-      </w:r>
-    </w:p>
-    <w:p>
-      <w:pPr>
-        <w:pStyle w:val="ListeParagraf"/>
-        <w:bidi/>
-        <w:spacing w:after="80"/>
-        <w:ind w:left="0" w:right="709"/>
-        <w:jc w:val="both"/>
-      </w:pPr>
-      <w:r>
-        <w:rPr>
-          <w:rFonts w:ascii="Calibri" w:hAnsi="Calibri" w:cs="Arial"/>
-          <w:rtl/>
-          <w:sz w:val="24"/>
-          <w:szCs w:val="24"/>
-        </w:rPr>
-        <w:t xml:space="preserve">2.1. المكان والمقاس: قِس موضع الطباعة من النقاط المرجعية (مثل نقطة الكتف العليا HPS أو منتصف الأمام) مقارنة بالتصميم.</w:t>
-      </w:r>
-    </w:p>
-    <w:p>
-      <w:pPr>
-        <w:pStyle w:val="ListeParagraf"/>
-        <w:bidi/>
-        <w:spacing w:after="80"/>
-        <w:ind w:left="0" w:right="709"/>
-        <w:jc w:val="both"/>
-      </w:pPr>
-      <w:r>
-        <w:rPr>
-          <w:rFonts w:ascii="Calibri" w:hAnsi="Calibri" w:cs="Arial"/>
-          <w:rtl/>
-          <w:sz w:val="24"/>
-          <w:szCs w:val="24"/>
-        </w:rPr>
-        <w:t xml:space="preserve">2.2. اللون: قارن ألوان الطباعة والخيوط بالمعيار المعتمد في صندوق الإضاءة.</w:t>
-      </w:r>
-    </w:p>
-    <w:p>
-      <w:pPr>
-        <w:pStyle w:val="ListeParagraf"/>
-        <w:bidi/>
-        <w:spacing w:after="80"/>
-        <w:ind w:left="0" w:right="709"/>
-        <w:jc w:val="both"/>
-      </w:pPr>
-      <w:r>
-        <w:rPr>
-          <w:rFonts w:ascii="Calibri" w:hAnsi="Calibri" w:cs="Arial"/>
-          <w:rtl/>
-          <w:sz w:val="24"/>
-          <w:szCs w:val="24"/>
-        </w:rPr>
-        <w:t xml:space="preserve">2.3. جودة الطباعة: افحص التلطخ، والطباعة غير المكتملة، وعدم التطابق، والتشقق، والظلال، والثقوب الدقيقة، والملمس الصحيح.</w:t>
-      </w:r>
-    </w:p>
-    <w:p>
-      <w:pPr>
-        <w:pStyle w:val="ListeParagraf"/>
-        <w:bidi/>
-        <w:spacing w:after="80"/>
-        <w:ind w:left="0" w:right="709"/>
-        <w:jc w:val="both"/>
-      </w:pPr>
-      <w:r>
-        <w:rPr>
-          <w:rFonts w:ascii="Calibri" w:hAnsi="Calibri" w:cs="Arial"/>
-          <w:rtl/>
-          <w:sz w:val="24"/>
-          <w:szCs w:val="24"/>
-        </w:rPr>
-        <w:t xml:space="preserve">2.4. التثبيت الحراري: أجرِ اختبار المط واختبار الاحتكاك على القطع الأولى في كل وردية، وأرسل عينات إلى المختبر لاختبارات الغسيل والاحتكاك حسب الحاجة (EMS.LB.TL.09.02.).</w:t>
-      </w:r>
-    </w:p>
-    <w:p>
-      <w:pPr>
-        <w:pStyle w:val="ListeParagraf"/>
-        <w:bidi/>
-        <w:spacing w:after="80"/>
-        <w:ind w:left="0" w:right="709"/>
-        <w:jc w:val="both"/>
-      </w:pPr>
-      <w:r>
-        <w:rPr>
-          <w:rFonts w:ascii="Calibri" w:hAnsi="Calibri" w:cs="Arial"/>
-          <w:rtl/>
-          <w:sz w:val="24"/>
-          <w:szCs w:val="24"/>
-        </w:rPr>
-        <w:t xml:space="preserve">2.5. التطريز: افحص كثافة الغرز، وانقطاع الخيوط، والخيوط السائبة، والتجعد، وإزالة البطانة، وقص الغرز القافزة.</w:t>
-      </w:r>
-    </w:p>
-    <w:p>
-      <w:pPr>
-        <w:pStyle w:val="ListeParagraf"/>
-        <w:bidi/>
-        <w:spacing w:after="80"/>
-        <w:ind w:left="0" w:right="709"/>
-        <w:jc w:val="both"/>
-      </w:pPr>
-      <w:r>
-        <w:rPr>
-          <w:rFonts w:ascii="Calibri" w:hAnsi="Calibri" w:cs="Arial"/>
-          <w:rtl/>
-          <w:sz w:val="24"/>
-          <w:szCs w:val="24"/>
-        </w:rPr>
-        <w:t xml:space="preserve">2.6. افحص القطع الكمية بالتكرار الذي يحدده مدير الجودة (مثل 10 قطع من كل 100) وسجل النتائج في ورقة فحص الطباعة / التطريز.</w:t>
-      </w:r>
-    </w:p>
-    <w:p>
-      <w:pPr>
-        <w:pStyle w:val="ListeParagraf"/>
-        <w:bidi/>
-        <w:spacing w:after="80"/>
-        <w:ind w:left="0" w:right="709"/>
-        <w:jc w:val="both"/>
-      </w:pPr>
-    </w:p>
-    <w:p>
-      <w:pPr>
-        <w:pStyle w:val="ListeParagraf"/>
-        <w:bidi/>
-        <w:spacing w:before="120" w:after="60"/>
-        <w:ind w:left="0" w:right="709"/>
-      </w:pPr>
-      <w:r>
-        <w:rPr>
-          <w:rFonts w:ascii="Calibri" w:hAnsi="Calibri" w:cs="Arial"/>
-          <w:b/>
-          <w:bCs/>
-          <w:rtl/>
-          <w:sz w:val="24"/>
-          <w:szCs w:val="24"/>
-        </w:rPr>
-        <w:t xml:space="preserve">3. القواعد / المحظورات</w:t>
+        <w:t xml:space="preserve">EMS.QA.FRM.03.04 Print and Embroidery Quality Control Form; EMS.QA.FRM.03.05 Print and Embroidery Approval Form</w:t>
       </w:r>
     </w:p>
     <w:p>
@@ -1193,18 +1216,16 @@
           <w:ilvl w:val="0"/>
           <w:numId w:val="1"/>
         </w:numPr>
-        <w:bidi/>
         <w:spacing w:after="60"/>
         <w:jc w:val="both"/>
       </w:pPr>
       <w:r>
         <w:rPr>
           <w:rFonts w:ascii="Calibri" w:hAnsi="Calibri" w:cs="Arial"/>
-          <w:rtl/>
-          <w:sz w:val="24"/>
-          <w:szCs w:val="24"/>
-        </w:rPr>
-        <w:t xml:space="preserve">لا ترسل القطع إلى الخياطة دون اعتماد مراقبة الجودة للقطع الأولى.</w:t>
+          <w:sz w:val="24"/>
+          <w:szCs w:val="24"/>
+        </w:rPr>
+        <w:t xml:space="preserve">Fastness and Adhesion Test Reports</w:t>
       </w:r>
     </w:p>
     <w:p>
@@ -1214,18 +1235,16 @@
           <w:ilvl w:val="0"/>
           <w:numId w:val="1"/>
         </w:numPr>
-        <w:bidi/>
         <w:spacing w:after="60"/>
         <w:jc w:val="both"/>
       </w:pPr>
       <w:r>
         <w:rPr>
           <w:rFonts w:ascii="Calibri" w:hAnsi="Calibri" w:cs="Arial"/>
-          <w:rtl/>
-          <w:sz w:val="24"/>
-          <w:szCs w:val="24"/>
-        </w:rPr>
-        <w:t xml:space="preserve">لا تستخدم أحبارًا أو عجائن أو كيماويات غير مدرجة في قائمة الكيماويات المعتمدة.</w:t>
+          <w:sz w:val="24"/>
+          <w:szCs w:val="24"/>
+        </w:rPr>
+        <w:t xml:space="preserve">EMS.ÜR.TL.05.04. Printing Instruction</w:t>
       </w:r>
     </w:p>
     <w:p>
@@ -1235,110 +1254,16 @@
           <w:ilvl w:val="0"/>
           <w:numId w:val="1"/>
         </w:numPr>
-        <w:bidi/>
         <w:spacing w:after="60"/>
         <w:jc w:val="both"/>
       </w:pPr>
       <w:r>
         <w:rPr>
           <w:rFonts w:ascii="Calibri" w:hAnsi="Calibri" w:cs="Arial"/>
-          <w:rtl/>
-          <w:sz w:val="24"/>
-          <w:szCs w:val="24"/>
-        </w:rPr>
-        <w:t xml:space="preserve">لا تخلط قطعًا من مقاسات أو درجات ظل أو ربطات مختلفة.</w:t>
-      </w:r>
-    </w:p>
-    <w:p>
-      <w:pPr>
-        <w:pStyle w:val="ListeParagraf"/>
-        <w:bidi/>
-        <w:spacing w:after="80"/>
-        <w:ind w:left="0" w:right="709"/>
-        <w:jc w:val="both"/>
-      </w:pPr>
-    </w:p>
-    <w:p>
-      <w:pPr>
-        <w:pStyle w:val="ListeParagraf"/>
-        <w:bidi/>
-        <w:spacing w:before="120" w:after="60"/>
-        <w:ind w:left="0" w:right="709"/>
-      </w:pPr>
-      <w:r>
-        <w:rPr>
-          <w:rFonts w:ascii="Calibri" w:hAnsi="Calibri" w:cs="Arial"/>
-          <w:b/>
-          <w:bCs/>
-          <w:rtl/>
-          <w:sz w:val="24"/>
-          <w:szCs w:val="24"/>
-        </w:rPr>
-        <w:t xml:space="preserve">4. في حالة وجود مشكلة</w:t>
-      </w:r>
-    </w:p>
-    <w:p>
-      <w:pPr>
-        <w:pStyle w:val="ListeParagraf"/>
-        <w:bidi/>
-        <w:spacing w:after="80"/>
-        <w:ind w:left="0" w:right="709"/>
-        <w:jc w:val="both"/>
-      </w:pPr>
-      <w:r>
-        <w:rPr>
-          <w:rFonts w:ascii="Calibri" w:hAnsi="Calibri" w:cs="Arial"/>
-          <w:rtl/>
-          <w:sz w:val="24"/>
-          <w:szCs w:val="24"/>
-        </w:rPr>
-        <w:t xml:space="preserve">4.1. إذا تكرر العيب، أوقف الماكينة أو الشاشة، وأبلغ المشرف، وصحح السبب، وافحص القطع الأخيرة بنسبة 100%.</w:t>
-      </w:r>
-    </w:p>
-    <w:p>
-      <w:pPr>
-        <w:pStyle w:val="ListeParagraf"/>
-        <w:bidi/>
-        <w:spacing w:after="80"/>
-        <w:ind w:left="0" w:right="709"/>
-        <w:jc w:val="both"/>
-      </w:pPr>
-      <w:r>
-        <w:rPr>
-          <w:rFonts w:ascii="Calibri" w:hAnsi="Calibri" w:cs="Arial"/>
-          <w:rtl/>
-          <w:sz w:val="24"/>
-          <w:szCs w:val="24"/>
-        </w:rPr>
-        <w:t xml:space="preserve">4.2. تُوسم القطع المرفوضة وتُعالج وفق EMS.KS.PRO.22.02.، وتُطلب قطع بديلة من القص بدرجة الظل نفسها.</w:t>
-      </w:r>
-    </w:p>
-    <w:p>
-      <w:pPr>
-        <w:pStyle w:val="ListeParagraf"/>
-        <w:bidi/>
-        <w:spacing w:after="80"/>
-        <w:ind w:left="0" w:right="709"/>
-        <w:jc w:val="both"/>
-      </w:pPr>
-    </w:p>
-    <w:p>
-      <w:pPr>
-        <w:pStyle w:val="ListeParagraf"/>
-        <w:bidi/>
-        <w:spacing w:before="120" w:after="60"/>
-        <w:ind w:left="0" w:right="709"/>
-      </w:pPr>
-      <w:r>
-        <w:rPr>
-          <w:rFonts w:ascii="Calibri" w:hAnsi="Calibri" w:cs="Arial"/>
-          <w:b/>
-          <w:bCs/>
-          <w:rtl/>
-          <w:sz w:val="24"/>
-          <w:szCs w:val="24"/>
-        </w:rPr>
-        <w:t xml:space="preserve">5. الوثائق والسجلات ذات الصلة</w:t>
+          <w:sz w:val="24"/>
+          <w:szCs w:val="24"/>
+        </w:rPr>
+        <w:t xml:space="preserve">EMS.ÜR.TL.05.05. Embroidery Instruction</w:t>
       </w:r>
     </w:p>
     <w:p>
@@ -1348,18 +1273,16 @@
           <w:ilvl w:val="0"/>
           <w:numId w:val="1"/>
         </w:numPr>
-        <w:bidi/>
         <w:spacing w:after="60"/>
         <w:jc w:val="both"/>
       </w:pPr>
       <w:r>
         <w:rPr>
           <w:rFonts w:ascii="Calibri" w:hAnsi="Calibri" w:cs="Arial"/>
-          <w:rtl/>
-          <w:sz w:val="24"/>
-          <w:szCs w:val="24"/>
-        </w:rPr>
-        <w:t xml:space="preserve">عينة الطباعة / التطريز المعتمدة وورقة فحص الطباعة / التطريز</w:t>
+          <w:sz w:val="24"/>
+          <w:szCs w:val="24"/>
+        </w:rPr>
+        <w:t xml:space="preserve">EMS.LB.TL.09.02. Colour Fastness Tests Instruction</w:t>
       </w:r>
     </w:p>
     <w:p>
@@ -1369,18 +1292,16 @@
           <w:ilvl w:val="0"/>
           <w:numId w:val="1"/>
         </w:numPr>
-        <w:bidi/>
         <w:spacing w:after="60"/>
         <w:jc w:val="both"/>
       </w:pPr>
       <w:r>
         <w:rPr>
           <w:rFonts w:ascii="Calibri" w:hAnsi="Calibri" w:cs="Arial"/>
-          <w:rtl/>
-          <w:sz w:val="24"/>
-          <w:szCs w:val="24"/>
-        </w:rPr>
-        <w:t xml:space="preserve">EMS.ÜR.TL.05.04. تعليمات الطباعة</w:t>
+          <w:sz w:val="24"/>
+          <w:szCs w:val="24"/>
+        </w:rPr>
+        <w:t xml:space="preserve">EMS.KS.PRO.22.02. Nonconforming Product Control Procedure</w:t>
       </w:r>
     </w:p>
     <w:p>
@@ -1390,18 +1311,16 @@
           <w:ilvl w:val="0"/>
           <w:numId w:val="1"/>
         </w:numPr>
-        <w:bidi/>
         <w:spacing w:after="60"/>
         <w:jc w:val="both"/>
       </w:pPr>
       <w:r>
         <w:rPr>
           <w:rFonts w:ascii="Calibri" w:hAnsi="Calibri" w:cs="Arial"/>
-          <w:rtl/>
-          <w:sz w:val="24"/>
-          <w:szCs w:val="24"/>
-        </w:rPr>
-        <w:t xml:space="preserve">EMS.ÜR.TL.05.05. تعليمات التطريز</w:t>
+          <w:sz w:val="24"/>
+          <w:szCs w:val="24"/>
+        </w:rPr>
+        <w:t xml:space="preserve">EMS.KS.PRO.22.03. Corrective and Preventive Action (CAPA) for Quality Problems Procedure</w:t>
       </w:r>
     </w:p>
     <w:p>
@@ -1411,28 +1330,63 @@
           <w:ilvl w:val="0"/>
           <w:numId w:val="1"/>
         </w:numPr>
-        <w:bidi/>
         <w:spacing w:after="60"/>
         <w:jc w:val="both"/>
       </w:pPr>
       <w:r>
         <w:rPr>
           <w:rFonts w:ascii="Calibri" w:hAnsi="Calibri" w:cs="Arial"/>
-          <w:rtl/>
-          <w:sz w:val="24"/>
-          <w:szCs w:val="24"/>
-        </w:rPr>
-        <w:t xml:space="preserve">EMS.LB.TL.09.02. تعليمات اختبارات ثبات اللون</w:t>
-      </w:r>
-    </w:p>
-    <w:p>
-      <w:pPr>
-        <w:pStyle w:val="ListeParagraf"/>
-        <w:bidi/>
-        <w:spacing w:after="80"/>
-        <w:ind w:left="0" w:right="709"/>
-        <w:jc w:val="both"/>
-      </w:pPr>
+          <w:sz w:val="24"/>
+          <w:szCs w:val="24"/>
+        </w:rPr>
+        <w:t xml:space="preserve">EMS.KS.PRO.22.04. First Piece and First Output Approval Procedure</w:t>
+      </w:r>
+    </w:p>
+    <w:p>
+      <w:pPr>
+        <w:pStyle w:val="ListeParagraf"/>
+        <w:spacing w:after="80"/>
+        <w:ind w:left="709" w:right="0"/>
+        <w:jc w:val="both"/>
+      </w:pPr>
+    </w:p>
+    <w:p>
+      <w:pPr>
+        <w:pStyle w:val="ListeParagraf"/>
+        <w:spacing w:before="120" w:after="60"/>
+        <w:ind w:left="709" w:right="0"/>
+      </w:pPr>
+      <w:r>
+        <w:rPr>
+          <w:rFonts w:ascii="Calibri" w:hAnsi="Calibri" w:cs="Arial"/>
+          <w:b/>
+          <w:bCs/>
+          <w:sz w:val="24"/>
+          <w:szCs w:val="24"/>
+        </w:rPr>
+        <w:t xml:space="preserve">8. FEEDBACK AND MONITORING</w:t>
+      </w:r>
+    </w:p>
+    <w:p>
+      <w:pPr>
+        <w:pStyle w:val="ListeParagraf"/>
+        <w:spacing w:after="80"/>
+        <w:ind w:left="709" w:right="0"/>
+        <w:jc w:val="both"/>
+      </w:pPr>
+      <w:r>
+        <w:rPr>
+          <w:rFonts w:ascii="Calibri" w:hAnsi="Calibri" w:cs="Arial"/>
+          <w:sz w:val="24"/>
+          <w:szCs w:val="24"/>
+        </w:rPr>
+        <w:t xml:space="preserve">The Quality Manager reviews print and embroidery defect rates, the first-time pass rate of fastness and adhesion tests and the number of open CAPAs monthly (targets: defect rate ≤ 1%, first-time pass rate ≥ 98%, no non-conforming chemical use, CAPA closure within 15 days). This instruction is reviewed every year and revised when necessary.</w:t>
+      </w:r>
+    </w:p>
+    <w:p>
+      <w:r>
+        <w:br w:type="page"/>
+      </w:r>
     </w:p>
     <w:p>
       <w:pPr>
@@ -1450,7 +1404,7 @@
           <w:sz w:val="24"/>
           <w:szCs w:val="24"/>
         </w:rPr>
-        <w:t xml:space="preserve">6. التغذية الراجعة والمتابعة</w:t>
+        <w:t xml:space="preserve">الغرض</w:t>
       </w:r>
     </w:p>
     <w:p>
@@ -1468,10 +1422,1516 @@
           <w:sz w:val="24"/>
           <w:szCs w:val="24"/>
         </w:rPr>
-        <w:t xml:space="preserve">يراجع مدير الجودة معدلات عيوب الطباعة والتطريز شهريًا، ويراجع هذه التعليمات سنويًا ويعدلها عند الحاجة.</w:t>
-      </w:r>
-    </w:p>
-    <w:p/>
+        <w:t xml:space="preserve">توضح هذه التعليمات كيفية فحص جودة الطباعة بالشاشة / الطباعة الرقمية والطباعة الحرارية والتطريز في EMS، بما في ذلك اختبارات التثبيت الحراري وثبات الطباعة، بحيث تكون القطع المطبوعة والمطرزة مطابقة للعينة المعتمدة (Strike-off) ومتطلبات العميل وقيود الكيماويات قبل إرسالها إلى الخياطة.</w:t>
+      </w:r>
+    </w:p>
+    <w:p>
+      <w:pPr>
+        <w:pStyle w:val="ListeParagraf"/>
+        <w:bidi/>
+        <w:spacing w:after="80"/>
+        <w:ind w:left="0" w:right="709"/>
+        <w:jc w:val="both"/>
+      </w:pPr>
+    </w:p>
+    <w:p>
+      <w:pPr>
+        <w:pStyle w:val="ListeParagraf"/>
+        <w:bidi/>
+        <w:spacing w:before="120" w:after="60"/>
+        <w:ind w:left="0" w:right="709"/>
+      </w:pPr>
+      <w:r>
+        <w:rPr>
+          <w:rFonts w:ascii="Calibri" w:hAnsi="Calibri" w:cs="Arial"/>
+          <w:b/>
+          <w:bCs/>
+          <w:rtl/>
+          <w:sz w:val="24"/>
+          <w:szCs w:val="24"/>
+        </w:rPr>
+        <w:t xml:space="preserve">النطاق</w:t>
+      </w:r>
+    </w:p>
+    <w:p>
+      <w:pPr>
+        <w:pStyle w:val="ListeParagraf"/>
+        <w:bidi/>
+        <w:spacing w:after="80"/>
+        <w:ind w:left="0" w:right="709"/>
+        <w:jc w:val="both"/>
+      </w:pPr>
+      <w:r>
+        <w:rPr>
+          <w:rFonts w:ascii="Calibri" w:hAnsi="Calibri" w:cs="Arial"/>
+          <w:rtl/>
+          <w:sz w:val="24"/>
+          <w:szCs w:val="24"/>
+        </w:rPr>
+        <w:t xml:space="preserve">تنطبق هذه التعليمات على جميع القطع والملابس المطبوعة والمطرزة المنتجة في قسمي الطباعة والتطريز في EMS ولدى المقاولين من الباطن المعتمدين. وتشمل فحص القطع الأولى وفحص القطع الكمية والتحكم في التثبيت الحراري واختبارات الثبات والالتصاق في المختبر ومعالجة القطع غير المطابقة.</w:t>
+      </w:r>
+    </w:p>
+    <w:p>
+      <w:pPr>
+        <w:pStyle w:val="ListeParagraf"/>
+        <w:bidi/>
+        <w:spacing w:after="80"/>
+        <w:ind w:left="0" w:right="709"/>
+        <w:jc w:val="both"/>
+      </w:pPr>
+    </w:p>
+    <w:p>
+      <w:pPr>
+        <w:pStyle w:val="ListeParagraf"/>
+        <w:bidi/>
+        <w:spacing w:before="120" w:after="60"/>
+        <w:ind w:left="0" w:right="709"/>
+      </w:pPr>
+      <w:r>
+        <w:rPr>
+          <w:rFonts w:ascii="Calibri" w:hAnsi="Calibri" w:cs="Arial"/>
+          <w:b/>
+          <w:bCs/>
+          <w:rtl/>
+          <w:sz w:val="24"/>
+          <w:szCs w:val="24"/>
+        </w:rPr>
+        <w:t xml:space="preserve">المسؤوليات</w:t>
+      </w:r>
+    </w:p>
+    <w:p>
+      <w:pPr>
+        <w:pStyle w:val="ListeParagraf"/>
+        <w:bidi/>
+        <w:spacing w:after="80"/>
+        <w:ind w:left="0" w:right="709"/>
+        <w:jc w:val="both"/>
+      </w:pPr>
+      <w:r>
+        <w:rPr>
+          <w:rFonts w:ascii="Calibri" w:hAnsi="Calibri" w:cs="Arial"/>
+          <w:rtl/>
+          <w:sz w:val="24"/>
+          <w:szCs w:val="24"/>
+        </w:rPr>
+        <w:t xml:space="preserve">• </w:t>
+      </w:r>
+      <w:r>
+        <w:rPr>
+          <w:rFonts w:ascii="Calibri" w:hAnsi="Calibri" w:cs="Arial"/>
+          <w:b/>
+          <w:bCs/>
+          <w:rtl/>
+          <w:sz w:val="24"/>
+          <w:szCs w:val="24"/>
+        </w:rPr>
+        <w:t xml:space="preserve">مراقب جودة الطباعة / التطريز:</w:t>
+      </w:r>
+      <w:r>
+        <w:rPr>
+          <w:rFonts w:ascii="Calibri" w:hAnsi="Calibri" w:cs="Arial"/>
+          <w:rtl/>
+          <w:sz w:val="24"/>
+          <w:szCs w:val="24"/>
+        </w:rPr>
+        <w:t xml:space="preserve"> يفحص القطع الأولى والقطع الكمية، وينفذ فحوص التثبيت الحراري ويسجل النتائج.</w:t>
+      </w:r>
+    </w:p>
+    <w:p>
+      <w:pPr>
+        <w:pStyle w:val="ListeParagraf"/>
+        <w:bidi/>
+        <w:spacing w:after="80"/>
+        <w:ind w:left="0" w:right="709"/>
+        <w:jc w:val="both"/>
+      </w:pPr>
+      <w:r>
+        <w:rPr>
+          <w:rFonts w:ascii="Calibri" w:hAnsi="Calibri" w:cs="Arial"/>
+          <w:rtl/>
+          <w:sz w:val="24"/>
+          <w:szCs w:val="24"/>
+        </w:rPr>
+        <w:t xml:space="preserve">• </w:t>
+      </w:r>
+      <w:r>
+        <w:rPr>
+          <w:rFonts w:ascii="Calibri" w:hAnsi="Calibri" w:cs="Arial"/>
+          <w:b/>
+          <w:bCs/>
+          <w:rtl/>
+          <w:sz w:val="24"/>
+          <w:szCs w:val="24"/>
+        </w:rPr>
+        <w:t xml:space="preserve">مشرف الطباعة / التطريز:</w:t>
+      </w:r>
+      <w:r>
+        <w:rPr>
+          <w:rFonts w:ascii="Calibri" w:hAnsi="Calibri" w:cs="Arial"/>
+          <w:rtl/>
+          <w:sz w:val="24"/>
+          <w:szCs w:val="24"/>
+        </w:rPr>
+        <w:t xml:space="preserve"> يصحح الإعداد، ويضمن فصل القطع المرفوضة والتحقق من إعدادات الفرن والمكبس عند بدء الوردية.</w:t>
+      </w:r>
+    </w:p>
+    <w:p>
+      <w:pPr>
+        <w:pStyle w:val="ListeParagraf"/>
+        <w:bidi/>
+        <w:spacing w:after="80"/>
+        <w:ind w:left="0" w:right="709"/>
+        <w:jc w:val="both"/>
+      </w:pPr>
+      <w:r>
+        <w:rPr>
+          <w:rFonts w:ascii="Calibri" w:hAnsi="Calibri" w:cs="Arial"/>
+          <w:rtl/>
+          <w:sz w:val="24"/>
+          <w:szCs w:val="24"/>
+        </w:rPr>
+        <w:t xml:space="preserve">• </w:t>
+      </w:r>
+      <w:r>
+        <w:rPr>
+          <w:rFonts w:ascii="Calibri" w:hAnsi="Calibri" w:cs="Arial"/>
+          <w:b/>
+          <w:bCs/>
+          <w:rtl/>
+          <w:sz w:val="24"/>
+          <w:szCs w:val="24"/>
+        </w:rPr>
+        <w:t xml:space="preserve">مسؤول المختبر:</w:t>
+      </w:r>
+      <w:r>
+        <w:rPr>
+          <w:rFonts w:ascii="Calibri" w:hAnsi="Calibri" w:cs="Arial"/>
+          <w:rtl/>
+          <w:sz w:val="24"/>
+          <w:szCs w:val="24"/>
+        </w:rPr>
+        <w:t xml:space="preserve"> ينفذ اختبارات الثبات والالتصاق على العينات المأخوذة من الدفعة ويبلغ بالنتائج.</w:t>
+      </w:r>
+    </w:p>
+    <w:p>
+      <w:pPr>
+        <w:pStyle w:val="ListeParagraf"/>
+        <w:bidi/>
+        <w:spacing w:after="80"/>
+        <w:ind w:left="0" w:right="709"/>
+        <w:jc w:val="both"/>
+      </w:pPr>
+      <w:r>
+        <w:rPr>
+          <w:rFonts w:ascii="Calibri" w:hAnsi="Calibri" w:cs="Arial"/>
+          <w:rtl/>
+          <w:sz w:val="24"/>
+          <w:szCs w:val="24"/>
+        </w:rPr>
+        <w:t xml:space="preserve">• </w:t>
+      </w:r>
+      <w:r>
+        <w:rPr>
+          <w:rFonts w:ascii="Calibri" w:hAnsi="Calibri" w:cs="Arial"/>
+          <w:b/>
+          <w:bCs/>
+          <w:rtl/>
+          <w:sz w:val="24"/>
+          <w:szCs w:val="24"/>
+        </w:rPr>
+        <w:t xml:space="preserve">مسؤول إدارة الكيماويات:</w:t>
+      </w:r>
+      <w:r>
+        <w:rPr>
+          <w:rFonts w:ascii="Calibri" w:hAnsi="Calibri" w:cs="Arial"/>
+          <w:rtl/>
+          <w:sz w:val="24"/>
+          <w:szCs w:val="24"/>
+        </w:rPr>
+        <w:t xml:space="preserve"> يؤكد مطابقة الأحبار والعجائن والخيوط لـ ZDHC MRSL وقائمة RSL للعميل، ويحافظ على توافر صحائف بيانات السلامة.</w:t>
+      </w:r>
+    </w:p>
+    <w:p>
+      <w:pPr>
+        <w:pStyle w:val="ListeParagraf"/>
+        <w:bidi/>
+        <w:spacing w:after="80"/>
+        <w:ind w:left="0" w:right="709"/>
+        <w:jc w:val="both"/>
+      </w:pPr>
+      <w:r>
+        <w:rPr>
+          <w:rFonts w:ascii="Calibri" w:hAnsi="Calibri" w:cs="Arial"/>
+          <w:rtl/>
+          <w:sz w:val="24"/>
+          <w:szCs w:val="24"/>
+        </w:rPr>
+        <w:t xml:space="preserve">• </w:t>
+      </w:r>
+      <w:r>
+        <w:rPr>
+          <w:rFonts w:ascii="Calibri" w:hAnsi="Calibri" w:cs="Arial"/>
+          <w:b/>
+          <w:bCs/>
+          <w:rtl/>
+          <w:sz w:val="24"/>
+          <w:szCs w:val="24"/>
+        </w:rPr>
+        <w:t xml:space="preserve">مدير الجودة:</w:t>
+      </w:r>
+      <w:r>
+        <w:rPr>
+          <w:rFonts w:ascii="Calibri" w:hAnsi="Calibri" w:cs="Arial"/>
+          <w:rtl/>
+          <w:sz w:val="24"/>
+          <w:szCs w:val="24"/>
+        </w:rPr>
+        <w:t xml:space="preserve"> يعتمد القطع الأولى ويتخذ القرار بشأن القطع غير المطابقة ويفرج عن الدفعة للخياطة.</w:t>
+      </w:r>
+    </w:p>
+    <w:p>
+      <w:pPr>
+        <w:pStyle w:val="ListeParagraf"/>
+        <w:bidi/>
+        <w:spacing w:after="80"/>
+        <w:ind w:left="0" w:right="709"/>
+        <w:jc w:val="both"/>
+      </w:pPr>
+    </w:p>
+    <w:p>
+      <w:pPr>
+        <w:pStyle w:val="ListeParagraf"/>
+        <w:bidi/>
+        <w:spacing w:before="120" w:after="60"/>
+        <w:ind w:left="0" w:right="709"/>
+      </w:pPr>
+      <w:r>
+        <w:rPr>
+          <w:rFonts w:ascii="Calibri" w:hAnsi="Calibri" w:cs="Arial"/>
+          <w:b/>
+          <w:bCs/>
+          <w:rtl/>
+          <w:sz w:val="24"/>
+          <w:szCs w:val="24"/>
+        </w:rPr>
+        <w:t xml:space="preserve">التعريفات</w:t>
+      </w:r>
+    </w:p>
+    <w:p>
+      <w:pPr>
+        <w:pStyle w:val="ListeParagraf"/>
+        <w:bidi/>
+        <w:spacing w:after="80"/>
+        <w:ind w:left="0" w:right="709"/>
+        <w:jc w:val="both"/>
+      </w:pPr>
+      <w:r>
+        <w:rPr>
+          <w:rFonts w:ascii="Calibri" w:hAnsi="Calibri" w:cs="Arial"/>
+          <w:rtl/>
+          <w:sz w:val="24"/>
+          <w:szCs w:val="24"/>
+        </w:rPr>
+        <w:t xml:space="preserve">• </w:t>
+      </w:r>
+      <w:r>
+        <w:rPr>
+          <w:rFonts w:ascii="Calibri" w:hAnsi="Calibri" w:cs="Arial"/>
+          <w:b/>
+          <w:bCs/>
+          <w:rtl/>
+          <w:sz w:val="24"/>
+          <w:szCs w:val="24"/>
+        </w:rPr>
+        <w:t xml:space="preserve">العينة المعتمدة (Strike-Off):</w:t>
+      </w:r>
+      <w:r>
+        <w:rPr>
+          <w:rFonts w:ascii="Calibri" w:hAnsi="Calibri" w:cs="Arial"/>
+          <w:rtl/>
+          <w:sz w:val="24"/>
+          <w:szCs w:val="24"/>
+        </w:rPr>
+        <w:t xml:space="preserve"> عينة الطباعة أو التطريز المعتمدة التي تمثل المرجع للون والمكان والملمس.</w:t>
+      </w:r>
+    </w:p>
+    <w:p>
+      <w:pPr>
+        <w:pStyle w:val="ListeParagraf"/>
+        <w:bidi/>
+        <w:spacing w:after="80"/>
+        <w:ind w:left="0" w:right="709"/>
+        <w:jc w:val="both"/>
+      </w:pPr>
+      <w:r>
+        <w:rPr>
+          <w:rFonts w:ascii="Calibri" w:hAnsi="Calibri" w:cs="Arial"/>
+          <w:rtl/>
+          <w:sz w:val="24"/>
+          <w:szCs w:val="24"/>
+        </w:rPr>
+        <w:t xml:space="preserve">• </w:t>
+      </w:r>
+      <w:r>
+        <w:rPr>
+          <w:rFonts w:ascii="Calibri" w:hAnsi="Calibri" w:cs="Arial"/>
+          <w:b/>
+          <w:bCs/>
+          <w:rtl/>
+          <w:sz w:val="24"/>
+          <w:szCs w:val="24"/>
+        </w:rPr>
+        <w:t xml:space="preserve">التثبيت الحراري:</w:t>
+      </w:r>
+      <w:r>
+        <w:rPr>
+          <w:rFonts w:ascii="Calibri" w:hAnsi="Calibri" w:cs="Arial"/>
+          <w:rtl/>
+          <w:sz w:val="24"/>
+          <w:szCs w:val="24"/>
+        </w:rPr>
+        <w:t xml:space="preserve"> تثبيت الطباعة على القماش بالحرارة للزمن ودرجة الحرارة الواردين في النشرة الفنية للحبر.</w:t>
+      </w:r>
+    </w:p>
+    <w:p>
+      <w:pPr>
+        <w:pStyle w:val="ListeParagraf"/>
+        <w:bidi/>
+        <w:spacing w:after="80"/>
+        <w:ind w:left="0" w:right="709"/>
+        <w:jc w:val="both"/>
+      </w:pPr>
+      <w:r>
+        <w:rPr>
+          <w:rFonts w:ascii="Calibri" w:hAnsi="Calibri" w:cs="Arial"/>
+          <w:rtl/>
+          <w:sz w:val="24"/>
+          <w:szCs w:val="24"/>
+        </w:rPr>
+        <w:t xml:space="preserve">• </w:t>
+      </w:r>
+      <w:r>
+        <w:rPr>
+          <w:rFonts w:ascii="Calibri" w:hAnsi="Calibri" w:cs="Arial"/>
+          <w:b/>
+          <w:bCs/>
+          <w:rtl/>
+          <w:sz w:val="24"/>
+          <w:szCs w:val="24"/>
+        </w:rPr>
+        <w:t xml:space="preserve">الثبات:</w:t>
+      </w:r>
+      <w:r>
+        <w:rPr>
+          <w:rFonts w:ascii="Calibri" w:hAnsi="Calibri" w:cs="Arial"/>
+          <w:rtl/>
+          <w:sz w:val="24"/>
+          <w:szCs w:val="24"/>
+        </w:rPr>
+        <w:t xml:space="preserve"> مقاومة الطباعة للاحتكاك والغسيل والعرق والضوء، وتُقيَّم من 1 إلى 5 بالمقياس الرمادي.</w:t>
+      </w:r>
+    </w:p>
+    <w:p>
+      <w:pPr>
+        <w:pStyle w:val="ListeParagraf"/>
+        <w:bidi/>
+        <w:spacing w:after="80"/>
+        <w:ind w:left="0" w:right="709"/>
+        <w:jc w:val="both"/>
+      </w:pPr>
+      <w:r>
+        <w:rPr>
+          <w:rFonts w:ascii="Calibri" w:hAnsi="Calibri" w:cs="Arial"/>
+          <w:rtl/>
+          <w:sz w:val="24"/>
+          <w:szCs w:val="24"/>
+        </w:rPr>
+        <w:t xml:space="preserve">• </w:t>
+      </w:r>
+      <w:r>
+        <w:rPr>
+          <w:rFonts w:ascii="Calibri" w:hAnsi="Calibri" w:cs="Arial"/>
+          <w:b/>
+          <w:bCs/>
+          <w:rtl/>
+          <w:sz w:val="24"/>
+          <w:szCs w:val="24"/>
+        </w:rPr>
+        <w:t xml:space="preserve">اختبار الالتصاق:</w:t>
+      </w:r>
+      <w:r>
+        <w:rPr>
+          <w:rFonts w:ascii="Calibri" w:hAnsi="Calibri" w:cs="Arial"/>
+          <w:rtl/>
+          <w:sz w:val="24"/>
+          <w:szCs w:val="24"/>
+        </w:rPr>
+        <w:t xml:space="preserve"> اختبار يبين مدى تمسك طبقة الطباعة بالقماش (اختبار الشريط والفحص البصري بعد الغسيل).</w:t>
+      </w:r>
+    </w:p>
+    <w:p>
+      <w:pPr>
+        <w:pStyle w:val="ListeParagraf"/>
+        <w:bidi/>
+        <w:spacing w:after="80"/>
+        <w:ind w:left="0" w:right="709"/>
+        <w:jc w:val="both"/>
+      </w:pPr>
+      <w:r>
+        <w:rPr>
+          <w:rFonts w:ascii="Calibri" w:hAnsi="Calibri" w:cs="Arial"/>
+          <w:rtl/>
+          <w:sz w:val="24"/>
+          <w:szCs w:val="24"/>
+        </w:rPr>
+        <w:t xml:space="preserve">• </w:t>
+      </w:r>
+      <w:r>
+        <w:rPr>
+          <w:rFonts w:ascii="Calibri" w:hAnsi="Calibri" w:cs="Arial"/>
+          <w:b/>
+          <w:bCs/>
+          <w:rtl/>
+          <w:sz w:val="24"/>
+          <w:szCs w:val="24"/>
+        </w:rPr>
+        <w:t xml:space="preserve">التسجيل (Registration):</w:t>
+      </w:r>
+      <w:r>
+        <w:rPr>
+          <w:rFonts w:ascii="Calibri" w:hAnsi="Calibri" w:cs="Arial"/>
+          <w:rtl/>
+          <w:sz w:val="24"/>
+          <w:szCs w:val="24"/>
+        </w:rPr>
+        <w:t xml:space="preserve"> المحاذاة الصحيحة لطبقات الألوان في الطباعة متعددة الألوان.</w:t>
+      </w:r>
+    </w:p>
+    <w:p>
+      <w:pPr>
+        <w:pStyle w:val="ListeParagraf"/>
+        <w:bidi/>
+        <w:spacing w:after="80"/>
+        <w:ind w:left="0" w:right="709"/>
+        <w:jc w:val="both"/>
+      </w:pPr>
+      <w:r>
+        <w:rPr>
+          <w:rFonts w:ascii="Calibri" w:hAnsi="Calibri" w:cs="Arial"/>
+          <w:rtl/>
+          <w:sz w:val="24"/>
+          <w:szCs w:val="24"/>
+        </w:rPr>
+        <w:t xml:space="preserve">• </w:t>
+      </w:r>
+      <w:r>
+        <w:rPr>
+          <w:rFonts w:ascii="Calibri" w:hAnsi="Calibri" w:cs="Arial"/>
+          <w:b/>
+          <w:bCs/>
+          <w:rtl/>
+          <w:sz w:val="24"/>
+          <w:szCs w:val="24"/>
+        </w:rPr>
+        <w:t xml:space="preserve">القطعة غير المطابقة:</w:t>
+      </w:r>
+      <w:r>
+        <w:rPr>
+          <w:rFonts w:ascii="Calibri" w:hAnsi="Calibri" w:cs="Arial"/>
+          <w:rtl/>
+          <w:sz w:val="24"/>
+          <w:szCs w:val="24"/>
+        </w:rPr>
+        <w:t xml:space="preserve"> قطعة لا تستوفي العينة المعتمدة أو المواصفات أو حدود الاختبار.</w:t>
+      </w:r>
+    </w:p>
+    <w:p>
+      <w:pPr>
+        <w:pStyle w:val="ListeParagraf"/>
+        <w:bidi/>
+        <w:spacing w:after="80"/>
+        <w:ind w:left="0" w:right="709"/>
+        <w:jc w:val="both"/>
+      </w:pPr>
+    </w:p>
+    <w:p>
+      <w:pPr>
+        <w:pStyle w:val="ListeParagraf"/>
+        <w:bidi/>
+        <w:spacing w:before="120" w:after="60"/>
+        <w:ind w:left="0" w:right="709"/>
+      </w:pPr>
+      <w:r>
+        <w:rPr>
+          <w:rFonts w:ascii="Calibri" w:hAnsi="Calibri" w:cs="Arial"/>
+          <w:b/>
+          <w:bCs/>
+          <w:rtl/>
+          <w:sz w:val="24"/>
+          <w:szCs w:val="24"/>
+        </w:rPr>
+        <w:t xml:space="preserve">التعليمات</w:t>
+      </w:r>
+    </w:p>
+    <w:p>
+      <w:pPr>
+        <w:pStyle w:val="ListeParagraf"/>
+        <w:bidi/>
+        <w:spacing w:before="120" w:after="60"/>
+        <w:ind w:left="0" w:right="709"/>
+      </w:pPr>
+      <w:r>
+        <w:rPr>
+          <w:rFonts w:ascii="Calibri" w:hAnsi="Calibri" w:cs="Arial"/>
+          <w:b/>
+          <w:bCs/>
+          <w:rtl/>
+          <w:sz w:val="24"/>
+          <w:szCs w:val="24"/>
+        </w:rPr>
+        <w:t xml:space="preserve">1. قبل البدء</w:t>
+      </w:r>
+    </w:p>
+    <w:p>
+      <w:pPr>
+        <w:pStyle w:val="ListeParagraf"/>
+        <w:bidi/>
+        <w:spacing w:after="80"/>
+        <w:ind w:left="0" w:right="709"/>
+        <w:jc w:val="both"/>
+      </w:pPr>
+      <w:r>
+        <w:rPr>
+          <w:rFonts w:ascii="Calibri" w:hAnsi="Calibri" w:cs="Arial"/>
+          <w:rtl/>
+          <w:sz w:val="24"/>
+          <w:szCs w:val="24"/>
+        </w:rPr>
+        <w:t xml:space="preserve">1.1. جهّز عينة الطباعة / التطريز المعتمدة، والتصميم مع المكان والمقاس، ومعيار اللون، ومتطلبات الاختبار.</w:t>
+      </w:r>
+    </w:p>
+    <w:p>
+      <w:pPr>
+        <w:pStyle w:val="ListeParagraf"/>
+        <w:bidi/>
+        <w:spacing w:after="80"/>
+        <w:ind w:left="0" w:right="709"/>
+        <w:jc w:val="both"/>
+      </w:pPr>
+      <w:r>
+        <w:rPr>
+          <w:rFonts w:ascii="Calibri" w:hAnsi="Calibri" w:cs="Arial"/>
+          <w:rtl/>
+          <w:sz w:val="24"/>
+          <w:szCs w:val="24"/>
+        </w:rPr>
+        <w:t xml:space="preserve">1.2. تأكد من أن الأحبار والعجائن والخيوط المستخدمة مدرجة في قائمة الكيماويات المعتمدة ومطابقة لـ ZDHC MRSL وقائمة RSL للعميل.</w:t>
+      </w:r>
+    </w:p>
+    <w:p>
+      <w:pPr>
+        <w:pStyle w:val="ListeParagraf"/>
+        <w:bidi/>
+        <w:spacing w:after="80"/>
+        <w:ind w:left="0" w:right="709"/>
+        <w:jc w:val="both"/>
+      </w:pPr>
+      <w:r>
+        <w:rPr>
+          <w:rFonts w:ascii="Calibri" w:hAnsi="Calibri" w:cs="Arial"/>
+          <w:rtl/>
+          <w:sz w:val="24"/>
+          <w:szCs w:val="24"/>
+        </w:rPr>
+        <w:t xml:space="preserve">1.3. افحص القطع الأولى لكل لون ومقاس واعتمدها وفق EMS.KS.PRO.22.04. قبل بدء الإنتاج الكمي.</w:t>
+      </w:r>
+    </w:p>
+    <w:p>
+      <w:pPr>
+        <w:pStyle w:val="ListeParagraf"/>
+        <w:bidi/>
+        <w:spacing w:after="80"/>
+        <w:ind w:left="0" w:right="709"/>
+        <w:jc w:val="both"/>
+      </w:pPr>
+    </w:p>
+    <w:p>
+      <w:pPr>
+        <w:pStyle w:val="ListeParagraf"/>
+        <w:bidi/>
+        <w:spacing w:before="120" w:after="60"/>
+        <w:ind w:left="0" w:right="709"/>
+      </w:pPr>
+      <w:r>
+        <w:rPr>
+          <w:rFonts w:ascii="Calibri" w:hAnsi="Calibri" w:cs="Arial"/>
+          <w:b/>
+          <w:bCs/>
+          <w:rtl/>
+          <w:sz w:val="24"/>
+          <w:szCs w:val="24"/>
+        </w:rPr>
+        <w:t xml:space="preserve">2. نقاط الفحص</w:t>
+      </w:r>
+    </w:p>
+    <w:p>
+      <w:pPr>
+        <w:pStyle w:val="ListeParagraf"/>
+        <w:bidi/>
+        <w:spacing w:after="80"/>
+        <w:ind w:left="0" w:right="709"/>
+        <w:jc w:val="both"/>
+      </w:pPr>
+      <w:r>
+        <w:rPr>
+          <w:rFonts w:ascii="Calibri" w:hAnsi="Calibri" w:cs="Arial"/>
+          <w:rtl/>
+          <w:sz w:val="24"/>
+          <w:szCs w:val="24"/>
+        </w:rPr>
+        <w:t xml:space="preserve">2.1. المكان والمقاس: قِس موضع الطباعة من النقاط المرجعية (مثل نقطة الكتف العليا HPS أو منتصف الأمام) مقارنة بالتصميم.</w:t>
+      </w:r>
+    </w:p>
+    <w:p>
+      <w:pPr>
+        <w:pStyle w:val="ListeParagraf"/>
+        <w:bidi/>
+        <w:spacing w:after="80"/>
+        <w:ind w:left="0" w:right="709"/>
+        <w:jc w:val="both"/>
+      </w:pPr>
+      <w:r>
+        <w:rPr>
+          <w:rFonts w:ascii="Calibri" w:hAnsi="Calibri" w:cs="Arial"/>
+          <w:rtl/>
+          <w:sz w:val="24"/>
+          <w:szCs w:val="24"/>
+        </w:rPr>
+        <w:t xml:space="preserve">2.2. اللون: قارن ألوان الطباعة والخيوط بالمعيار المعتمد في صندوق الإضاءة.</w:t>
+      </w:r>
+    </w:p>
+    <w:p>
+      <w:pPr>
+        <w:pStyle w:val="ListeParagraf"/>
+        <w:bidi/>
+        <w:spacing w:after="80"/>
+        <w:ind w:left="0" w:right="709"/>
+        <w:jc w:val="both"/>
+      </w:pPr>
+      <w:r>
+        <w:rPr>
+          <w:rFonts w:ascii="Calibri" w:hAnsi="Calibri" w:cs="Arial"/>
+          <w:rtl/>
+          <w:sz w:val="24"/>
+          <w:szCs w:val="24"/>
+        </w:rPr>
+        <w:t xml:space="preserve">2.3. جودة الطباعة: افحص التلطخ، والطباعة غير المكتملة، وعدم التطابق، والتشقق، والظلال، والثقوب الدقيقة، والملمس الصحيح.</w:t>
+      </w:r>
+    </w:p>
+    <w:p>
+      <w:pPr>
+        <w:pStyle w:val="ListeParagraf"/>
+        <w:bidi/>
+        <w:spacing w:after="80"/>
+        <w:ind w:left="0" w:right="709"/>
+        <w:jc w:val="both"/>
+      </w:pPr>
+      <w:r>
+        <w:rPr>
+          <w:rFonts w:ascii="Calibri" w:hAnsi="Calibri" w:cs="Arial"/>
+          <w:rtl/>
+          <w:sz w:val="24"/>
+          <w:szCs w:val="24"/>
+        </w:rPr>
+        <w:t xml:space="preserve">2.4. التثبيت الحراري: أجرِ اختبار المط واختبار الاحتكاك على القطع الأولى في كل وردية، وأرسل عينات إلى المختبر لاختبارات الغسيل والاحتكاك حسب الحاجة (EMS.LB.TL.09.02.).</w:t>
+      </w:r>
+    </w:p>
+    <w:p>
+      <w:pPr>
+        <w:pStyle w:val="ListeParagraf"/>
+        <w:bidi/>
+        <w:spacing w:after="80"/>
+        <w:ind w:left="0" w:right="709"/>
+        <w:jc w:val="both"/>
+      </w:pPr>
+      <w:r>
+        <w:rPr>
+          <w:rFonts w:ascii="Calibri" w:hAnsi="Calibri" w:cs="Arial"/>
+          <w:rtl/>
+          <w:sz w:val="24"/>
+          <w:szCs w:val="24"/>
+        </w:rPr>
+        <w:t xml:space="preserve">2.5. التطريز: افحص كثافة الغرز، وانقطاع الخيوط، والخيوط السائبة، والتجعد، وإزالة البطانة، وقص الغرز القافزة.</w:t>
+      </w:r>
+    </w:p>
+    <w:p>
+      <w:pPr>
+        <w:pStyle w:val="ListeParagraf"/>
+        <w:bidi/>
+        <w:spacing w:after="80"/>
+        <w:ind w:left="0" w:right="709"/>
+        <w:jc w:val="both"/>
+      </w:pPr>
+      <w:r>
+        <w:rPr>
+          <w:rFonts w:ascii="Calibri" w:hAnsi="Calibri" w:cs="Arial"/>
+          <w:rtl/>
+          <w:sz w:val="24"/>
+          <w:szCs w:val="24"/>
+        </w:rPr>
+        <w:t xml:space="preserve">2.6. افحص القطع الكمية بالتكرار الذي يحدده مدير الجودة (مثل 10 قطع من كل 100) وسجل النتائج في ورقة فحص الطباعة / التطريز.</w:t>
+      </w:r>
+    </w:p>
+    <w:p>
+      <w:pPr>
+        <w:pStyle w:val="ListeParagraf"/>
+        <w:bidi/>
+        <w:spacing w:after="80"/>
+        <w:ind w:left="0" w:right="709"/>
+        <w:jc w:val="both"/>
+      </w:pPr>
+    </w:p>
+    <w:p>
+      <w:pPr>
+        <w:pStyle w:val="ListeParagraf"/>
+        <w:bidi/>
+        <w:spacing w:before="120" w:after="60"/>
+        <w:ind w:left="0" w:right="709"/>
+      </w:pPr>
+      <w:r>
+        <w:rPr>
+          <w:rFonts w:ascii="Calibri" w:hAnsi="Calibri" w:cs="Arial"/>
+          <w:b/>
+          <w:bCs/>
+          <w:rtl/>
+          <w:sz w:val="24"/>
+          <w:szCs w:val="24"/>
+        </w:rPr>
+        <w:t xml:space="preserve">3. القواعد / المحظورات</w:t>
+      </w:r>
+    </w:p>
+    <w:p>
+      <w:pPr>
+        <w:pStyle w:val="ListeParagraf"/>
+        <w:numPr>
+          <w:ilvl w:val="0"/>
+          <w:numId w:val="1"/>
+        </w:numPr>
+        <w:bidi/>
+        <w:spacing w:after="60"/>
+        <w:jc w:val="both"/>
+      </w:pPr>
+      <w:r>
+        <w:rPr>
+          <w:rFonts w:ascii="Calibri" w:hAnsi="Calibri" w:cs="Arial"/>
+          <w:rtl/>
+          <w:sz w:val="24"/>
+          <w:szCs w:val="24"/>
+        </w:rPr>
+        <w:t xml:space="preserve">لا ترسل القطع إلى الخياطة دون اعتماد مراقبة الجودة للقطع الأولى.</w:t>
+      </w:r>
+    </w:p>
+    <w:p>
+      <w:pPr>
+        <w:pStyle w:val="ListeParagraf"/>
+        <w:numPr>
+          <w:ilvl w:val="0"/>
+          <w:numId w:val="1"/>
+        </w:numPr>
+        <w:bidi/>
+        <w:spacing w:after="60"/>
+        <w:jc w:val="both"/>
+      </w:pPr>
+      <w:r>
+        <w:rPr>
+          <w:rFonts w:ascii="Calibri" w:hAnsi="Calibri" w:cs="Arial"/>
+          <w:rtl/>
+          <w:sz w:val="24"/>
+          <w:szCs w:val="24"/>
+        </w:rPr>
+        <w:t xml:space="preserve">لا تستخدم أحبارًا أو عجائن أو كيماويات غير مدرجة في قائمة الكيماويات المعتمدة.</w:t>
+      </w:r>
+    </w:p>
+    <w:p>
+      <w:pPr>
+        <w:pStyle w:val="ListeParagraf"/>
+        <w:numPr>
+          <w:ilvl w:val="0"/>
+          <w:numId w:val="1"/>
+        </w:numPr>
+        <w:bidi/>
+        <w:spacing w:after="60"/>
+        <w:jc w:val="both"/>
+      </w:pPr>
+      <w:r>
+        <w:rPr>
+          <w:rFonts w:ascii="Calibri" w:hAnsi="Calibri" w:cs="Arial"/>
+          <w:rtl/>
+          <w:sz w:val="24"/>
+          <w:szCs w:val="24"/>
+        </w:rPr>
+        <w:t xml:space="preserve">لا تخلط قطعًا من مقاسات أو درجات ظل أو ربطات مختلفة.</w:t>
+      </w:r>
+    </w:p>
+    <w:p>
+      <w:pPr>
+        <w:pStyle w:val="ListeParagraf"/>
+        <w:bidi/>
+        <w:spacing w:after="80"/>
+        <w:ind w:left="0" w:right="709"/>
+        <w:jc w:val="both"/>
+      </w:pPr>
+    </w:p>
+    <w:p>
+      <w:pPr>
+        <w:pStyle w:val="ListeParagraf"/>
+        <w:bidi/>
+        <w:spacing w:before="120" w:after="60"/>
+        <w:ind w:left="0" w:right="709"/>
+      </w:pPr>
+      <w:r>
+        <w:rPr>
+          <w:rFonts w:ascii="Calibri" w:hAnsi="Calibri" w:cs="Arial"/>
+          <w:b/>
+          <w:bCs/>
+          <w:rtl/>
+          <w:sz w:val="24"/>
+          <w:szCs w:val="24"/>
+        </w:rPr>
+        <w:t xml:space="preserve">4. في حالة وجود مشكلة</w:t>
+      </w:r>
+    </w:p>
+    <w:p>
+      <w:pPr>
+        <w:pStyle w:val="ListeParagraf"/>
+        <w:bidi/>
+        <w:spacing w:after="80"/>
+        <w:ind w:left="0" w:right="709"/>
+        <w:jc w:val="both"/>
+      </w:pPr>
+      <w:r>
+        <w:rPr>
+          <w:rFonts w:ascii="Calibri" w:hAnsi="Calibri" w:cs="Arial"/>
+          <w:rtl/>
+          <w:sz w:val="24"/>
+          <w:szCs w:val="24"/>
+        </w:rPr>
+        <w:t xml:space="preserve">4.1. إذا تكرر العيب، أوقف الماكينة أو الشاشة، وأبلغ المشرف، وصحح السبب، وافحص القطع الأخيرة بنسبة 100%.</w:t>
+      </w:r>
+    </w:p>
+    <w:p>
+      <w:pPr>
+        <w:pStyle w:val="ListeParagraf"/>
+        <w:bidi/>
+        <w:spacing w:after="80"/>
+        <w:ind w:left="0" w:right="709"/>
+        <w:jc w:val="both"/>
+      </w:pPr>
+      <w:r>
+        <w:rPr>
+          <w:rFonts w:ascii="Calibri" w:hAnsi="Calibri" w:cs="Arial"/>
+          <w:rtl/>
+          <w:sz w:val="24"/>
+          <w:szCs w:val="24"/>
+        </w:rPr>
+        <w:t xml:space="preserve">4.2. تُوسم القطع المرفوضة وتُعالج وفق EMS.KS.PRO.22.02.، وتُطلب قطع بديلة من القص بدرجة الظل نفسها.</w:t>
+      </w:r>
+    </w:p>
+    <w:p>
+      <w:pPr>
+        <w:pStyle w:val="ListeParagraf"/>
+        <w:bidi/>
+        <w:spacing w:after="80"/>
+        <w:ind w:left="0" w:right="709"/>
+        <w:jc w:val="both"/>
+      </w:pPr>
+      <w:r>
+        <w:rPr>
+          <w:rFonts w:ascii="Calibri" w:hAnsi="Calibri" w:cs="Arial"/>
+          <w:rtl/>
+          <w:sz w:val="24"/>
+          <w:szCs w:val="24"/>
+        </w:rPr>
+        <w:t xml:space="preserve">4.3. إذا فشل اختبار الثبات أو الالتصاق، تُحجز الدفعة وتُوسم "غير مطابقة" وتبقى في منطقة الطباعة إلى أن يتخذ مدير الجودة قراره.</w:t>
+      </w:r>
+    </w:p>
+    <w:p>
+      <w:pPr>
+        <w:pStyle w:val="ListeParagraf"/>
+        <w:bidi/>
+        <w:spacing w:after="80"/>
+        <w:ind w:left="0" w:right="709"/>
+        <w:jc w:val="both"/>
+      </w:pPr>
+      <w:r>
+        <w:rPr>
+          <w:rFonts w:ascii="Calibri" w:hAnsi="Calibri" w:cs="Arial"/>
+          <w:rtl/>
+          <w:sz w:val="24"/>
+          <w:szCs w:val="24"/>
+        </w:rPr>
+        <w:t xml:space="preserve">4.4. يُفتح إجراء تصحيحي ووقائي (CAPA) وفق EMS.KS.PRO.22.03. عند فشل الاختبار أو تجاوز نسبة العيوب للحد أو عدم تطابق اللون أو وجود كيماوي غير مطابق أو شكوى من العميل؛ ويُحلل السبب الجذري (درجة الحرارة، الزمن، دفعة الحبر، الشاشة) خلال 24 ساعة.</w:t>
+      </w:r>
+    </w:p>
+    <w:p>
+      <w:pPr>
+        <w:pStyle w:val="ListeParagraf"/>
+        <w:bidi/>
+        <w:spacing w:after="80"/>
+        <w:ind w:left="0" w:right="709"/>
+        <w:jc w:val="both"/>
+      </w:pPr>
+      <w:r>
+        <w:rPr>
+          <w:rFonts w:ascii="Calibri" w:hAnsi="Calibri" w:cs="Arial"/>
+          <w:rtl/>
+          <w:sz w:val="24"/>
+          <w:szCs w:val="24"/>
+        </w:rPr>
+        <w:t xml:space="preserve">4.5. لا يُغلق الإجراء التصحيحي والوقائي إلا بعد أن تثبت نتائج إعادة الاختبار والأدلة فعالية التصحيح.</w:t>
+      </w:r>
+    </w:p>
+    <w:p>
+      <w:pPr>
+        <w:pStyle w:val="ListeParagraf"/>
+        <w:bidi/>
+        <w:spacing w:after="80"/>
+        <w:ind w:left="0" w:right="709"/>
+        <w:jc w:val="both"/>
+      </w:pPr>
+    </w:p>
+    <w:p>
+      <w:pPr>
+        <w:pStyle w:val="ListeParagraf"/>
+        <w:bidi/>
+        <w:spacing w:before="120" w:after="60"/>
+        <w:ind w:left="0" w:right="709"/>
+      </w:pPr>
+      <w:r>
+        <w:rPr>
+          <w:rFonts w:ascii="Calibri" w:hAnsi="Calibri" w:cs="Arial"/>
+          <w:b/>
+          <w:bCs/>
+          <w:rtl/>
+          <w:sz w:val="24"/>
+          <w:szCs w:val="24"/>
+        </w:rPr>
+        <w:t xml:space="preserve">5. التثبيت الحراري واختبار ثبات الطباعة (TLM-BAS-03)</w:t>
+      </w:r>
+    </w:p>
+    <w:p>
+      <w:pPr>
+        <w:pStyle w:val="ListeParagraf"/>
+        <w:bidi/>
+        <w:spacing w:after="80"/>
+        <w:ind w:left="0" w:right="709"/>
+        <w:jc w:val="both"/>
+      </w:pPr>
+      <w:r>
+        <w:rPr>
+          <w:rFonts w:ascii="Calibri" w:hAnsi="Calibri" w:cs="Arial"/>
+          <w:rtl/>
+          <w:sz w:val="24"/>
+          <w:szCs w:val="24"/>
+        </w:rPr>
+        <w:t xml:space="preserve">5.1. تتبع درجة حرارة التثبيت وزمنه النشرة الفنية للشركة المصنعة للحبر ومواصفات العميل؛ ويُتحقق من درجة حرارة الفرن أو المكبس بجهاز قياس عند بدء الوردية وعند كل تغيير للدفعة.</w:t>
+      </w:r>
+    </w:p>
+    <w:p>
+      <w:pPr>
+        <w:pStyle w:val="ListeParagraf"/>
+        <w:bidi/>
+        <w:spacing w:after="80"/>
+        <w:ind w:left="0" w:right="709"/>
+        <w:jc w:val="both"/>
+      </w:pPr>
+      <w:r>
+        <w:rPr>
+          <w:rFonts w:ascii="Calibri" w:hAnsi="Calibri" w:cs="Arial"/>
+          <w:rtl/>
+          <w:sz w:val="24"/>
+          <w:szCs w:val="24"/>
+        </w:rPr>
+        <w:t xml:space="preserve">5.2. تؤخذ قطعة أولى من كل دفعة تثبيت ويُجرى اختبار الالتصاق (اختبار الشريط، اختبار المط)، وتُسجل النتيجة في نموذج الفحص.</w:t>
+      </w:r>
+    </w:p>
+    <w:p>
+      <w:pPr>
+        <w:pStyle w:val="ListeParagraf"/>
+        <w:bidi/>
+        <w:spacing w:after="80"/>
+        <w:ind w:left="0" w:right="709"/>
+        <w:jc w:val="both"/>
+      </w:pPr>
+      <w:r>
+        <w:rPr>
+          <w:rFonts w:ascii="Calibri" w:hAnsi="Calibri" w:cs="Arial"/>
+          <w:rtl/>
+          <w:sz w:val="24"/>
+          <w:szCs w:val="24"/>
+        </w:rPr>
+        <w:t xml:space="preserve">5.3. يختبر المختبر عينة من الدفعة لثبات الاحتكاك (ISO 105-X12) وثبات الغسيل (ISO 105-C06) وعند طلب العميل ثبات العرق (ISO 105-E04) وثبات الضوء (ISO 105-B02)؛ وتُقيَّم النتائج بالمقياس الرمادي (ISO 105-A02).</w:t>
+      </w:r>
+    </w:p>
+    <w:p>
+      <w:pPr>
+        <w:pStyle w:val="ListeParagraf"/>
+        <w:bidi/>
+        <w:spacing w:after="80"/>
+        <w:ind w:left="0" w:right="709"/>
+        <w:jc w:val="both"/>
+      </w:pPr>
+      <w:r>
+        <w:rPr>
+          <w:rFonts w:ascii="Calibri" w:hAnsi="Calibri" w:cs="Arial"/>
+          <w:rtl/>
+          <w:sz w:val="24"/>
+          <w:szCs w:val="24"/>
+        </w:rPr>
+        <w:t xml:space="preserve">5.4. عندما يطلب العميل ذلك، يُجرى اختبار غسيل وفق ISO 6330 وتُفحص الطباعة من حيث التشقق والتقشر والبهتان بعد الغسيل.</w:t>
+      </w:r>
+    </w:p>
+    <w:p>
+      <w:pPr>
+        <w:pStyle w:val="ListeParagraf"/>
+        <w:bidi/>
+        <w:spacing w:after="80"/>
+        <w:ind w:left="0" w:right="709"/>
+        <w:jc w:val="both"/>
+      </w:pPr>
+      <w:r>
+        <w:rPr>
+          <w:rFonts w:ascii="Calibri" w:hAnsi="Calibri" w:cs="Arial"/>
+          <w:rtl/>
+          <w:sz w:val="24"/>
+          <w:szCs w:val="24"/>
+        </w:rPr>
+        <w:t xml:space="preserve">5.5. لا يُفرج عن الدفعة للخياطة إلا عندما تكون جميع نتائج الاختبار ضمن الحدود وموقعة من مدير الجودة.</w:t>
+      </w:r>
+    </w:p>
+    <w:p>
+      <w:pPr>
+        <w:pStyle w:val="ListeParagraf"/>
+        <w:bidi/>
+        <w:spacing w:after="80"/>
+        <w:ind w:left="0" w:right="709"/>
+        <w:jc w:val="both"/>
+      </w:pPr>
+    </w:p>
+    <w:p>
+      <w:pPr>
+        <w:pStyle w:val="ListeParagraf"/>
+        <w:bidi/>
+        <w:spacing w:before="120" w:after="60"/>
+        <w:ind w:left="0" w:right="709"/>
+      </w:pPr>
+      <w:r>
+        <w:rPr>
+          <w:rFonts w:ascii="Calibri" w:hAnsi="Calibri" w:cs="Arial"/>
+          <w:b/>
+          <w:bCs/>
+          <w:rtl/>
+          <w:sz w:val="24"/>
+          <w:szCs w:val="24"/>
+        </w:rPr>
+        <w:t xml:space="preserve">6. حدود القبول والسجلات</w:t>
+      </w:r>
+    </w:p>
+    <w:p>
+      <w:pPr>
+        <w:pStyle w:val="ListeParagraf"/>
+        <w:bidi/>
+        <w:spacing w:after="80"/>
+        <w:ind w:left="0" w:right="709"/>
+        <w:jc w:val="both"/>
+      </w:pPr>
+      <w:r>
+        <w:rPr>
+          <w:rFonts w:ascii="Calibri" w:hAnsi="Calibri" w:cs="Arial"/>
+          <w:rtl/>
+          <w:sz w:val="24"/>
+          <w:szCs w:val="24"/>
+        </w:rPr>
+        <w:t xml:space="preserve">6.1. الحدود المعتادة هي: تفاوت المكان ±3 مم، فرق اللون ΔE ≤ 1.5 عن العينة المعتمدة، الاحتكاك الجاف ≥ 4، الاحتكاك الرطب ≥ 3، تغير اللون والتلطيخ في الغسيل ≥ 4، عدم وجود تقشر أو تشقق في اختبار الالتصاق، نسبة عيوب الطباعة ≤ 1%.</w:t>
+      </w:r>
+    </w:p>
+    <w:p>
+      <w:pPr>
+        <w:pStyle w:val="ListeParagraf"/>
+        <w:bidi/>
+        <w:spacing w:after="80"/>
+        <w:ind w:left="0" w:right="709"/>
+        <w:jc w:val="both"/>
+      </w:pPr>
+      <w:r>
+        <w:rPr>
+          <w:rFonts w:ascii="Calibri" w:hAnsi="Calibri" w:cs="Arial"/>
+          <w:rtl/>
+          <w:sz w:val="24"/>
+          <w:szCs w:val="24"/>
+        </w:rPr>
+        <w:t xml:space="preserve">6.2. تُحدد الحدود في مواصفات العميل وسياسة الشركة؛ ويُطبق الحد الأكثر صرامة.</w:t>
+      </w:r>
+    </w:p>
+    <w:p>
+      <w:pPr>
+        <w:pStyle w:val="ListeParagraf"/>
+        <w:bidi/>
+        <w:spacing w:after="80"/>
+        <w:ind w:left="0" w:right="709"/>
+        <w:jc w:val="both"/>
+      </w:pPr>
+      <w:r>
+        <w:rPr>
+          <w:rFonts w:ascii="Calibri" w:hAnsi="Calibri" w:cs="Arial"/>
+          <w:rtl/>
+          <w:sz w:val="24"/>
+          <w:szCs w:val="24"/>
+        </w:rPr>
+        <w:t xml:space="preserve">6.3. تُفحص درجة حرارة الطباعة وزمنها عند بدء الوردية وعند تغيير الدفعة مقارنة بقيمة التعليمات (نحو ±5 °C و±5%).</w:t>
+      </w:r>
+    </w:p>
+    <w:p>
+      <w:pPr>
+        <w:pStyle w:val="ListeParagraf"/>
+        <w:bidi/>
+        <w:spacing w:after="80"/>
+        <w:ind w:left="0" w:right="709"/>
+        <w:jc w:val="both"/>
+      </w:pPr>
+      <w:r>
+        <w:rPr>
+          <w:rFonts w:ascii="Calibri" w:hAnsi="Calibri" w:cs="Arial"/>
+          <w:rtl/>
+          <w:sz w:val="24"/>
+          <w:szCs w:val="24"/>
+        </w:rPr>
+        <w:t xml:space="preserve">6.4. تُسجل جميع النتائج في نموذج مراقبة جودة الطباعة والتطريز (EMS.QA.FRM.03.04) ونموذج الاعتماد (EMS.QA.FRM.03.05).</w:t>
+      </w:r>
+    </w:p>
+    <w:p>
+      <w:pPr>
+        <w:pStyle w:val="ListeParagraf"/>
+        <w:bidi/>
+        <w:spacing w:after="80"/>
+        <w:ind w:left="0" w:right="709"/>
+        <w:jc w:val="both"/>
+      </w:pPr>
+      <w:r>
+        <w:rPr>
+          <w:rFonts w:ascii="Calibri" w:hAnsi="Calibri" w:cs="Arial"/>
+          <w:rtl/>
+          <w:sz w:val="24"/>
+          <w:szCs w:val="24"/>
+        </w:rPr>
+        <w:t xml:space="preserve">6.5. تُضبط مخاطر الكيماويات والإرغونوميا والحرارة: تُستخدم القفازات والنظارات والتهوية، وتُعلَّم أسطح المكبس الساخن والفرن، وتُجمع نفايات الكيماويات بشكل منفصل.</w:t>
+      </w:r>
+    </w:p>
+    <w:p>
+      <w:pPr>
+        <w:pStyle w:val="ListeParagraf"/>
+        <w:bidi/>
+        <w:spacing w:after="80"/>
+        <w:ind w:left="0" w:right="709"/>
+        <w:jc w:val="both"/>
+      </w:pPr>
+    </w:p>
+    <w:p>
+      <w:pPr>
+        <w:pStyle w:val="ListeParagraf"/>
+        <w:bidi/>
+        <w:spacing w:before="120" w:after="60"/>
+        <w:ind w:left="0" w:right="709"/>
+      </w:pPr>
+      <w:r>
+        <w:rPr>
+          <w:rFonts w:ascii="Calibri" w:hAnsi="Calibri" w:cs="Arial"/>
+          <w:b/>
+          <w:bCs/>
+          <w:rtl/>
+          <w:sz w:val="24"/>
+          <w:szCs w:val="24"/>
+        </w:rPr>
+        <w:t xml:space="preserve">7. الوثائق والسجلات ذات الصلة</w:t>
+      </w:r>
+    </w:p>
+    <w:p>
+      <w:pPr>
+        <w:pStyle w:val="ListeParagraf"/>
+        <w:numPr>
+          <w:ilvl w:val="0"/>
+          <w:numId w:val="1"/>
+        </w:numPr>
+        <w:bidi/>
+        <w:spacing w:after="60"/>
+        <w:jc w:val="both"/>
+      </w:pPr>
+      <w:r>
+        <w:rPr>
+          <w:rFonts w:ascii="Calibri" w:hAnsi="Calibri" w:cs="Arial"/>
+          <w:rtl/>
+          <w:sz w:val="24"/>
+          <w:szCs w:val="24"/>
+        </w:rPr>
+        <w:t xml:space="preserve">عينة الطباعة / التطريز المعتمدة وورقة فحص الطباعة / التطريز</w:t>
+      </w:r>
+    </w:p>
+    <w:p>
+      <w:pPr>
+        <w:pStyle w:val="ListeParagraf"/>
+        <w:numPr>
+          <w:ilvl w:val="0"/>
+          <w:numId w:val="1"/>
+        </w:numPr>
+        <w:bidi/>
+        <w:spacing w:after="60"/>
+        <w:jc w:val="both"/>
+      </w:pPr>
+      <w:r>
+        <w:rPr>
+          <w:rFonts w:ascii="Calibri" w:hAnsi="Calibri" w:cs="Arial"/>
+          <w:rtl/>
+          <w:sz w:val="24"/>
+          <w:szCs w:val="24"/>
+        </w:rPr>
+        <w:t xml:space="preserve">TLM-BAS-03 تعليمات التثبيت الحراري واختبار ثبات الطباعة (نظام الجودة QMS)</w:t>
+      </w:r>
+    </w:p>
+    <w:p>
+      <w:pPr>
+        <w:pStyle w:val="ListeParagraf"/>
+        <w:numPr>
+          <w:ilvl w:val="0"/>
+          <w:numId w:val="1"/>
+        </w:numPr>
+        <w:bidi/>
+        <w:spacing w:after="60"/>
+        <w:jc w:val="both"/>
+      </w:pPr>
+      <w:r>
+        <w:rPr>
+          <w:rFonts w:ascii="Calibri" w:hAnsi="Calibri" w:cs="Arial"/>
+          <w:rtl/>
+          <w:sz w:val="24"/>
+          <w:szCs w:val="24"/>
+        </w:rPr>
+        <w:t xml:space="preserve">PRS-BAS-01 إجراء الطباعة والتطريز (نظام الجودة QMS)</w:t>
+      </w:r>
+    </w:p>
+    <w:p>
+      <w:pPr>
+        <w:pStyle w:val="ListeParagraf"/>
+        <w:numPr>
+          <w:ilvl w:val="0"/>
+          <w:numId w:val="1"/>
+        </w:numPr>
+        <w:bidi/>
+        <w:spacing w:after="60"/>
+        <w:jc w:val="both"/>
+      </w:pPr>
+      <w:r>
+        <w:rPr>
+          <w:rFonts w:ascii="Calibri" w:hAnsi="Calibri" w:cs="Arial"/>
+          <w:rtl/>
+          <w:sz w:val="24"/>
+          <w:szCs w:val="24"/>
+        </w:rPr>
+        <w:t xml:space="preserve">EMS.QA.FRM.03.04 نموذج مراقبة جودة الطباعة والتطريز؛ EMS.QA.FRM.03.05 نموذج اعتماد الطباعة والتطريز</w:t>
+      </w:r>
+    </w:p>
+    <w:p>
+      <w:pPr>
+        <w:pStyle w:val="ListeParagraf"/>
+        <w:numPr>
+          <w:ilvl w:val="0"/>
+          <w:numId w:val="1"/>
+        </w:numPr>
+        <w:bidi/>
+        <w:spacing w:after="60"/>
+        <w:jc w:val="both"/>
+      </w:pPr>
+      <w:r>
+        <w:rPr>
+          <w:rFonts w:ascii="Calibri" w:hAnsi="Calibri" w:cs="Arial"/>
+          <w:rtl/>
+          <w:sz w:val="24"/>
+          <w:szCs w:val="24"/>
+        </w:rPr>
+        <w:t xml:space="preserve">تقارير اختبارات الثبات والالتصاق</w:t>
+      </w:r>
+    </w:p>
+    <w:p>
+      <w:pPr>
+        <w:pStyle w:val="ListeParagraf"/>
+        <w:numPr>
+          <w:ilvl w:val="0"/>
+          <w:numId w:val="1"/>
+        </w:numPr>
+        <w:bidi/>
+        <w:spacing w:after="60"/>
+        <w:jc w:val="both"/>
+      </w:pPr>
+      <w:r>
+        <w:rPr>
+          <w:rFonts w:ascii="Calibri" w:hAnsi="Calibri" w:cs="Arial"/>
+          <w:rtl/>
+          <w:sz w:val="24"/>
+          <w:szCs w:val="24"/>
+        </w:rPr>
+        <w:t xml:space="preserve">EMS.ÜR.TL.05.04. تعليمات الطباعة</w:t>
+      </w:r>
+    </w:p>
+    <w:p>
+      <w:pPr>
+        <w:pStyle w:val="ListeParagraf"/>
+        <w:numPr>
+          <w:ilvl w:val="0"/>
+          <w:numId w:val="1"/>
+        </w:numPr>
+        <w:bidi/>
+        <w:spacing w:after="60"/>
+        <w:jc w:val="both"/>
+      </w:pPr>
+      <w:r>
+        <w:rPr>
+          <w:rFonts w:ascii="Calibri" w:hAnsi="Calibri" w:cs="Arial"/>
+          <w:rtl/>
+          <w:sz w:val="24"/>
+          <w:szCs w:val="24"/>
+        </w:rPr>
+        <w:t xml:space="preserve">EMS.ÜR.TL.05.05. تعليمات التطريز</w:t>
+      </w:r>
+    </w:p>
+    <w:p>
+      <w:pPr>
+        <w:pStyle w:val="ListeParagraf"/>
+        <w:numPr>
+          <w:ilvl w:val="0"/>
+          <w:numId w:val="1"/>
+        </w:numPr>
+        <w:bidi/>
+        <w:spacing w:after="60"/>
+        <w:jc w:val="both"/>
+      </w:pPr>
+      <w:r>
+        <w:rPr>
+          <w:rFonts w:ascii="Calibri" w:hAnsi="Calibri" w:cs="Arial"/>
+          <w:rtl/>
+          <w:sz w:val="24"/>
+          <w:szCs w:val="24"/>
+        </w:rPr>
+        <w:t xml:space="preserve">EMS.LB.TL.09.02. تعليمات اختبارات ثبات اللون</w:t>
+      </w:r>
+    </w:p>
+    <w:p>
+      <w:pPr>
+        <w:pStyle w:val="ListeParagraf"/>
+        <w:numPr>
+          <w:ilvl w:val="0"/>
+          <w:numId w:val="1"/>
+        </w:numPr>
+        <w:bidi/>
+        <w:spacing w:after="60"/>
+        <w:jc w:val="both"/>
+      </w:pPr>
+      <w:r>
+        <w:rPr>
+          <w:rFonts w:ascii="Calibri" w:hAnsi="Calibri" w:cs="Arial"/>
+          <w:rtl/>
+          <w:sz w:val="24"/>
+          <w:szCs w:val="24"/>
+        </w:rPr>
+        <w:t xml:space="preserve">EMS.KS.PRO.22.02. إجراء التحكم في المنتج غير المطابق</w:t>
+      </w:r>
+    </w:p>
+    <w:p>
+      <w:pPr>
+        <w:pStyle w:val="ListeParagraf"/>
+        <w:numPr>
+          <w:ilvl w:val="0"/>
+          <w:numId w:val="1"/>
+        </w:numPr>
+        <w:bidi/>
+        <w:spacing w:after="60"/>
+        <w:jc w:val="both"/>
+      </w:pPr>
+      <w:r>
+        <w:rPr>
+          <w:rFonts w:ascii="Calibri" w:hAnsi="Calibri" w:cs="Arial"/>
+          <w:rtl/>
+          <w:sz w:val="24"/>
+          <w:szCs w:val="24"/>
+        </w:rPr>
+        <w:t xml:space="preserve">EMS.KS.PRO.22.03. إجراء الإجراءات التصحيحية والوقائية (CAPA) لمشكلات الجودة</w:t>
+      </w:r>
+    </w:p>
+    <w:p>
+      <w:pPr>
+        <w:pStyle w:val="ListeParagraf"/>
+        <w:numPr>
+          <w:ilvl w:val="0"/>
+          <w:numId w:val="1"/>
+        </w:numPr>
+        <w:bidi/>
+        <w:spacing w:after="60"/>
+        <w:jc w:val="both"/>
+      </w:pPr>
+      <w:r>
+        <w:rPr>
+          <w:rFonts w:ascii="Calibri" w:hAnsi="Calibri" w:cs="Arial"/>
+          <w:rtl/>
+          <w:sz w:val="24"/>
+          <w:szCs w:val="24"/>
+        </w:rPr>
+        <w:t xml:space="preserve">EMS.KS.PRO.22.04. إجراء اعتماد القطعة الأولى والإنتاج الأول</w:t>
+      </w:r>
+    </w:p>
+    <w:p>
+      <w:pPr>
+        <w:pStyle w:val="ListeParagraf"/>
+        <w:bidi/>
+        <w:spacing w:after="80"/>
+        <w:ind w:left="0" w:right="709"/>
+        <w:jc w:val="both"/>
+      </w:pPr>
+    </w:p>
+    <w:p>
+      <w:pPr>
+        <w:pStyle w:val="ListeParagraf"/>
+        <w:bidi/>
+        <w:spacing w:before="120" w:after="60"/>
+        <w:ind w:left="0" w:right="709"/>
+      </w:pPr>
+      <w:r>
+        <w:rPr>
+          <w:rFonts w:ascii="Calibri" w:hAnsi="Calibri" w:cs="Arial"/>
+          <w:b/>
+          <w:bCs/>
+          <w:rtl/>
+          <w:sz w:val="24"/>
+          <w:szCs w:val="24"/>
+        </w:rPr>
+        <w:t xml:space="preserve">8. التغذية الراجعة والمتابعة</w:t>
+      </w:r>
+    </w:p>
+    <w:p>
+      <w:pPr>
+        <w:pStyle w:val="ListeParagraf"/>
+        <w:bidi/>
+        <w:spacing w:after="80"/>
+        <w:ind w:left="0" w:right="709"/>
+        <w:jc w:val="both"/>
+      </w:pPr>
+      <w:r>
+        <w:rPr>
+          <w:rFonts w:ascii="Calibri" w:hAnsi="Calibri" w:cs="Arial"/>
+          <w:rtl/>
+          <w:sz w:val="24"/>
+          <w:szCs w:val="24"/>
+        </w:rPr>
+        <w:t xml:space="preserve">يراجع مدير الجودة شهريًا معدلات عيوب الطباعة والتطريز ونسبة النجاح من المرة الأولى في اختبارات الثبات والالتصاق وعدد الإجراءات التصحيحية والوقائية المفتوحة (المستهدف: نسبة العيوب ≤ 1%، نسبة النجاح من المرة الأولى ≥ 98%، عدم استخدام كيماويات غير مطابقة، إغلاق الإجراء خلال 15 يومًا). وتُراجع هذه التعليمات سنويًا وتُعدل عند الحاجة.</w:t>
+      </w:r>
+    </w:p>
     <w:p>
       <w:pPr>
         <w:pStyle w:val="ListeParagraf"/>
@@ -2713,6 +4173,57 @@
     </w:tbl>
     <w:p>
       <w:pPr>
+        <w:pStyle w:val="ListeParagraf"/>
+        <w:spacing w:before="160" w:after="0"/>
+        <w:ind w:left="709"/>
+      </w:pPr>
+      <w:r>
+        <w:rPr>
+          <w:rFonts w:ascii="Calibri" w:hAnsi="Calibri" w:cs="Calibri"/>
+          <w:b/>
+          <w:bCs/>
+          <w:sz w:val="20"/>
+          <w:szCs w:val="20"/>
+        </w:rPr>
+        <w:t xml:space="preserve">Hazırlayan: Kalite Güvence Müdürü  ..........................</w:t>
+      </w:r>
+    </w:p>
+    <w:p>
+      <w:pPr>
+        <w:pStyle w:val="ListeParagraf"/>
+        <w:spacing w:before="40" w:after="0"/>
+        <w:ind w:left="709"/>
+      </w:pPr>
+      <w:r>
+        <w:rPr>
+          <w:rFonts w:ascii="Calibri" w:hAnsi="Calibri" w:cs="Calibri"/>
+          <w:b/>
+          <w:bCs/>
+          <w:sz w:val="20"/>
+          <w:szCs w:val="20"/>
+        </w:rPr>
+        <w:t xml:space="preserve">Kontrol: Üretim Müdürü  ..........................</w:t>
+      </w:r>
+    </w:p>
+    <w:p>
+      <w:pPr>
+        <w:pStyle w:val="ListeParagraf"/>
+        <w:spacing w:before="40" w:after="0"/>
+        <w:ind w:left="709"/>
+      </w:pPr>
+      <w:r>
+        <w:rPr>
+          <w:rFonts w:ascii="Calibri" w:hAnsi="Calibri" w:cs="Calibri"/>
+          <w:b/>
+          <w:bCs/>
+          <w:sz w:val="20"/>
+          <w:szCs w:val="20"/>
+        </w:rPr>
+        <w:t xml:space="preserve">Kalite Müdürü: ..........................    Fabrika Müdürü: ..........................</w:t>
+      </w:r>
+    </w:p>
+    <w:p>
+      <w:pPr>
         <w:spacing w:before="0" w:after="0" w:line="20" w:lineRule="exact"/>
         <w:rPr>
           <w:vanish/>
@@ -3253,7 +4764,7 @@
               <w:sz w:val="16"/>
               <w:szCs w:val="16"/>
             </w:rPr>
-            <w:t>0</w:t>
+            <w:t>1</w:t>
           </w:r>
         </w:p>
         <w:p>
@@ -3272,7 +4783,7 @@
               <w:sz w:val="16"/>
               <w:szCs w:val="16"/>
             </w:rPr>
-            <w:t>… / … / …</w:t>
+            <w:t>14.10.2026</w:t>
           </w:r>
         </w:p>
       </w:tc>

--- a/prosedurler/EMS.KS.TL.22.03. Print and Embroidery Quality Check Instruction.docx
+++ b/prosedurler/EMS.KS.TL.22.03. Print and Embroidery Quality Check Instruction.docx
@@ -920,7 +920,7 @@
           <w:sz w:val="24"/>
           <w:szCs w:val="24"/>
         </w:rPr>
-        <w:t xml:space="preserve">5. CURING AND PRINT FASTNESS TEST (TLM-BAS-03)</w:t>
+        <w:t xml:space="preserve">5. CURING AND PRINT FASTNESS TEST (EMS.KS.TL.22.03)</w:t>
       </w:r>
     </w:p>
     <w:p>
@@ -1168,7 +1168,7 @@
           <w:sz w:val="24"/>
           <w:szCs w:val="24"/>
         </w:rPr>
-        <w:t xml:space="preserve">TLM-BAS-03 Curing and Print Fastness Test Instruction (QMS)</w:t>
+        <w:t xml:space="preserve">EMS.KS.TL.22.03 Curing and Print Fastness Test Instruction (QMS)</w:t>
       </w:r>
     </w:p>
     <w:p>
@@ -1187,7 +1187,7 @@
           <w:sz w:val="24"/>
           <w:szCs w:val="24"/>
         </w:rPr>
-        <w:t xml:space="preserve">PRS-BAS-01 Print and Embroidery Procedure (QMS)</w:t>
+        <w:t xml:space="preserve">EMS.ÜR.PRO.05.08 Print and Embroidery Procedure (QMS)</w:t>
       </w:r>
     </w:p>
     <w:p>
@@ -2416,7 +2416,7 @@
           <w:sz w:val="24"/>
           <w:szCs w:val="24"/>
         </w:rPr>
-        <w:t xml:space="preserve">5. التثبيت الحراري واختبار ثبات الطباعة (TLM-BAS-03)</w:t>
+        <w:t xml:space="preserve">5. التثبيت الحراري واختبار ثبات الطباعة (EMS.KS.TL.22.03)</w:t>
       </w:r>
     </w:p>
     <w:p>
@@ -2694,7 +2694,7 @@
           <w:sz w:val="24"/>
           <w:szCs w:val="24"/>
         </w:rPr>
-        <w:t xml:space="preserve">TLM-BAS-03 تعليمات التثبيت الحراري واختبار ثبات الطباعة (نظام الجودة QMS)</w:t>
+        <w:t xml:space="preserve">EMS.KS.TL.22.03 تعليمات التثبيت الحراري واختبار ثبات الطباعة (نظام الجودة QMS)</w:t>
       </w:r>
     </w:p>
     <w:p>
@@ -2715,7 +2715,7 @@
           <w:sz w:val="24"/>
           <w:szCs w:val="24"/>
         </w:rPr>
-        <w:t xml:space="preserve">PRS-BAS-01 إجراء الطباعة والتطريز (نظام الجودة QMS)</w:t>
+        <w:t xml:space="preserve">EMS.ÜR.PRO.05.08 إجراء الطباعة والتطريز (نظام الجودة QMS)</w:t>
       </w:r>
     </w:p>
     <w:p>
